--- a/lessons/6-3/downloads/reveal/teacher/6.3-homework-packet.docx
+++ b/lessons/6-3/downloads/reveal/teacher/6.3-homework-packet.docx
@@ -15,10 +15,28 @@
         <w:rPr>
           <w:rFonts w:ascii="Avenir Next" w:hAnsi="Avenir Next" w:cs="Avenir Next" w:eastAsia="Avenir Next"/>
           <w:color w:val="1A1A1A"/>
+          <w:sz w:val="22"/>
+          <w:szCs w:val="20"/>
+        </w:rPr>
+        <w:t xml:space="preserve">Name</w:t>
+      </w:r>
+      <w:r>
+        <w:rPr>
+          <w:rFonts w:ascii="Avenir Next" w:hAnsi="Avenir Next" w:cs="Avenir Next" w:eastAsia="Avenir Next"/>
+          <w:color w:val="1A1A1A"/>
           <w:sz w:val="20"/>
           <w:szCs w:val="20"/>
         </w:rPr>
-        <w:t xml:space="preserve">Name</w:t>
+        <w:tab/>
+      </w:r>
+      <w:r>
+        <w:rPr>
+          <w:rFonts w:ascii="Avenir Next" w:hAnsi="Avenir Next" w:cs="Avenir Next" w:eastAsia="Avenir Next"/>
+          <w:color w:val="1A1A1A"/>
+          <w:sz w:val="22"/>
+          <w:szCs w:val="20"/>
+        </w:rPr>
+        <w:t xml:space="preserve">   Date</w:t>
       </w:r>
       <w:r>
         <w:rPr>
@@ -33,25 +51,7 @@
         <w:rPr>
           <w:rFonts w:ascii="Avenir Next" w:hAnsi="Avenir Next" w:cs="Avenir Next" w:eastAsia="Avenir Next"/>
           <w:color w:val="1A1A1A"/>
-          <w:sz w:val="20"/>
-          <w:szCs w:val="20"/>
-        </w:rPr>
-        <w:t xml:space="preserve">   Date</w:t>
-      </w:r>
-      <w:r>
-        <w:rPr>
-          <w:rFonts w:ascii="Avenir Next" w:hAnsi="Avenir Next" w:cs="Avenir Next" w:eastAsia="Avenir Next"/>
-          <w:color w:val="1A1A1A"/>
-          <w:sz w:val="20"/>
-          <w:szCs w:val="20"/>
-        </w:rPr>
-        <w:tab/>
-      </w:r>
-      <w:r>
-        <w:rPr>
-          <w:rFonts w:ascii="Avenir Next" w:hAnsi="Avenir Next" w:cs="Avenir Next" w:eastAsia="Avenir Next"/>
-          <w:color w:val="1A1A1A"/>
-          <w:sz w:val="20"/>
+          <w:sz w:val="22"/>
           <w:szCs w:val="20"/>
         </w:rPr>
         <w:t xml:space="preserve">   Period</w:t>
@@ -78,7 +78,7 @@
           <w:caps/>
           <w:color w:val="003A70"/>
           <w:spacing w:val="12"/>
-          <w:sz w:val="19"/>
+          <w:sz w:val="22"/>
           <w:szCs w:val="19"/>
         </w:rPr>
         <w:t xml:space="preserve">Lesson 6-3  ·  Homework Packet  ·  Sheet 1 of 2</w:t>
@@ -86,6 +86,7 @@
     </w:p>
     <w:p>
       <w:pPr>
+        <w:pStyle w:val="Heading1"/>
         <w:keepNext/>
         <w:spacing w:before="0" w:after="0" w:line="240" w:lineRule="auto"/>
       </w:pPr>
@@ -111,7 +112,7 @@
         <w:rPr>
           <w:rFonts w:ascii="Avenir Next" w:hAnsi="Avenir Next" w:cs="Avenir Next" w:eastAsia="Avenir Next"/>
           <w:color w:val="5A5F66"/>
-          <w:sz w:val="17"/>
+          <w:sz w:val="22"/>
           <w:szCs w:val="17"/>
         </w:rPr>
         <w:t xml:space="preserve">Maryland Standard 6.EE.A.1   ·   Learning target — I can write repeated multiplication as a power and name its base and exponent.</w:t>
@@ -158,6 +159,7 @@
           </w:tcPr>
           <w:p>
             <w:pPr>
+              <w:pStyle w:val="Heading2"/>
               <w:spacing w:before="0" w:after="0" w:line="240" w:lineRule="auto"/>
             </w:pPr>
             <w:r>
@@ -185,53 +187,53 @@
                 <w:rFonts w:ascii="Avenir Next" w:hAnsi="Avenir Next" w:cs="Avenir Next" w:eastAsia="Avenir Next"/>
                 <w:b/>
                 <w:color w:val="003A70"/>
+                <w:sz w:val="22"/>
+                <w:szCs w:val="18"/>
+              </w:rPr>
+              <w:t xml:space="preserve">•</w:t>
+            </w:r>
+            <w:r>
+              <w:rPr>
+                <w:rFonts w:ascii="Avenir Next" w:hAnsi="Avenir Next" w:cs="Avenir Next" w:eastAsia="Avenir Next"/>
+                <w:color w:val="1A1A1A"/>
                 <w:sz w:val="18"/>
                 <w:szCs w:val="18"/>
               </w:rPr>
-              <w:t xml:space="preserve">•</w:t>
-            </w:r>
-            <w:r>
-              <w:rPr>
-                <w:rFonts w:ascii="Avenir Next" w:hAnsi="Avenir Next" w:cs="Avenir Next" w:eastAsia="Avenir Next"/>
-                <w:color w:val="1A1A1A"/>
-                <w:sz w:val="18"/>
+              <w:tab/>
+            </w:r>
+            <w:r>
+              <w:rPr>
+                <w:rFonts w:ascii="Avenir Next" w:hAnsi="Avenir Next" w:cs="Avenir Next" w:eastAsia="Avenir Next"/>
+                <w:color w:val="1A1A1A"/>
+                <w:sz w:val="22"/>
                 <w:szCs w:val="18"/>
               </w:rPr>
-              <w:tab/>
-            </w:r>
-            <w:r>
-              <w:rPr>
-                <w:rFonts w:ascii="Avenir Next" w:hAnsi="Avenir Next" w:cs="Avenir Next" w:eastAsia="Avenir Next"/>
-                <w:color w:val="1A1A1A"/>
-                <w:sz w:val="18"/>
+              <w:t xml:space="preserve">A </w:t>
+            </w:r>
+            <w:r>
+              <w:rPr>
+                <w:rFonts w:ascii="Avenir Next" w:hAnsi="Avenir Next" w:cs="Avenir Next" w:eastAsia="Avenir Next"/>
+                <w:b/>
+                <w:color w:val="1A1A1A"/>
+                <w:sz w:val="22"/>
                 <w:szCs w:val="18"/>
               </w:rPr>
-              <w:t xml:space="preserve">A </w:t>
-            </w:r>
-            <w:r>
-              <w:rPr>
-                <w:rFonts w:ascii="Avenir Next" w:hAnsi="Avenir Next" w:cs="Avenir Next" w:eastAsia="Avenir Next"/>
-                <w:b/>
-                <w:color w:val="1A1A1A"/>
-                <w:sz w:val="18"/>
+              <w:t xml:space="preserve">power</w:t>
+            </w:r>
+            <w:r>
+              <w:rPr>
+                <w:rFonts w:ascii="Avenir Next" w:hAnsi="Avenir Next" w:cs="Avenir Next" w:eastAsia="Avenir Next"/>
+                <w:color w:val="1A1A1A"/>
+                <w:sz w:val="22"/>
                 <w:szCs w:val="18"/>
               </w:rPr>
-              <w:t xml:space="preserve">power</w:t>
-            </w:r>
-            <w:r>
-              <w:rPr>
-                <w:rFonts w:ascii="Avenir Next" w:hAnsi="Avenir Next" w:cs="Avenir Next" w:eastAsia="Avenir Next"/>
-                <w:color w:val="1A1A1A"/>
-                <w:sz w:val="18"/>
-                <w:szCs w:val="18"/>
-              </w:rPr>
               <w:t xml:space="preserve"> shows a repeated factor: 5 × 5 × 5 = 5</w:t>
             </w:r>
             <w:r>
               <w:rPr>
                 <w:rFonts w:ascii="Avenir Next" w:hAnsi="Avenir Next" w:cs="Avenir Next" w:eastAsia="Avenir Next"/>
                 <w:color w:val="1A1A1A"/>
-                <w:sz w:val="18"/>
+                <w:sz w:val="22"/>
                 <w:szCs w:val="18"/>
                 <w:vertAlign w:val="superscript"/>
               </w:rPr>
@@ -241,7 +243,7 @@
               <w:rPr>
                 <w:rFonts w:ascii="Avenir Next" w:hAnsi="Avenir Next" w:cs="Avenir Next" w:eastAsia="Avenir Next"/>
                 <w:color w:val="1A1A1A"/>
-                <w:sz w:val="18"/>
+                <w:sz w:val="22"/>
                 <w:szCs w:val="18"/>
               </w:rPr>
               <w:t xml:space="preserve">.</w:t>
@@ -260,63 +262,63 @@
                 <w:rFonts w:ascii="Avenir Next" w:hAnsi="Avenir Next" w:cs="Avenir Next" w:eastAsia="Avenir Next"/>
                 <w:b/>
                 <w:color w:val="003A70"/>
+                <w:sz w:val="22"/>
+                <w:szCs w:val="18"/>
+              </w:rPr>
+              <w:t xml:space="preserve">•</w:t>
+            </w:r>
+            <w:r>
+              <w:rPr>
+                <w:rFonts w:ascii="Avenir Next" w:hAnsi="Avenir Next" w:cs="Avenir Next" w:eastAsia="Avenir Next"/>
+                <w:color w:val="1A1A1A"/>
                 <w:sz w:val="18"/>
                 <w:szCs w:val="18"/>
               </w:rPr>
-              <w:t xml:space="preserve">•</w:t>
-            </w:r>
-            <w:r>
-              <w:rPr>
-                <w:rFonts w:ascii="Avenir Next" w:hAnsi="Avenir Next" w:cs="Avenir Next" w:eastAsia="Avenir Next"/>
-                <w:color w:val="1A1A1A"/>
-                <w:sz w:val="18"/>
+              <w:tab/>
+            </w:r>
+            <w:r>
+              <w:rPr>
+                <w:rFonts w:ascii="Avenir Next" w:hAnsi="Avenir Next" w:cs="Avenir Next" w:eastAsia="Avenir Next"/>
+                <w:color w:val="1A1A1A"/>
+                <w:sz w:val="22"/>
                 <w:szCs w:val="18"/>
               </w:rPr>
-              <w:tab/>
-            </w:r>
-            <w:r>
-              <w:rPr>
-                <w:rFonts w:ascii="Avenir Next" w:hAnsi="Avenir Next" w:cs="Avenir Next" w:eastAsia="Avenir Next"/>
-                <w:color w:val="1A1A1A"/>
-                <w:sz w:val="18"/>
+              <w:t xml:space="preserve">The </w:t>
+            </w:r>
+            <w:r>
+              <w:rPr>
+                <w:rFonts w:ascii="Avenir Next" w:hAnsi="Avenir Next" w:cs="Avenir Next" w:eastAsia="Avenir Next"/>
+                <w:b/>
+                <w:color w:val="1A1A1A"/>
+                <w:sz w:val="22"/>
                 <w:szCs w:val="18"/>
               </w:rPr>
-              <w:t xml:space="preserve">The </w:t>
-            </w:r>
-            <w:r>
-              <w:rPr>
-                <w:rFonts w:ascii="Avenir Next" w:hAnsi="Avenir Next" w:cs="Avenir Next" w:eastAsia="Avenir Next"/>
-                <w:b/>
-                <w:color w:val="1A1A1A"/>
-                <w:sz w:val="18"/>
+              <w:t xml:space="preserve">base</w:t>
+            </w:r>
+            <w:r>
+              <w:rPr>
+                <w:rFonts w:ascii="Avenir Next" w:hAnsi="Avenir Next" w:cs="Avenir Next" w:eastAsia="Avenir Next"/>
+                <w:color w:val="1A1A1A"/>
+                <w:sz w:val="22"/>
                 <w:szCs w:val="18"/>
               </w:rPr>
-              <w:t xml:space="preserve">base</w:t>
-            </w:r>
-            <w:r>
-              <w:rPr>
-                <w:rFonts w:ascii="Avenir Next" w:hAnsi="Avenir Next" w:cs="Avenir Next" w:eastAsia="Avenir Next"/>
-                <w:color w:val="1A1A1A"/>
-                <w:sz w:val="18"/>
+              <w:t xml:space="preserve"> is the repeated factor. The </w:t>
+            </w:r>
+            <w:r>
+              <w:rPr>
+                <w:rFonts w:ascii="Avenir Next" w:hAnsi="Avenir Next" w:cs="Avenir Next" w:eastAsia="Avenir Next"/>
+                <w:b/>
+                <w:color w:val="1A1A1A"/>
+                <w:sz w:val="22"/>
                 <w:szCs w:val="18"/>
               </w:rPr>
-              <w:t xml:space="preserve"> is the repeated factor. The </w:t>
-            </w:r>
-            <w:r>
-              <w:rPr>
-                <w:rFonts w:ascii="Avenir Next" w:hAnsi="Avenir Next" w:cs="Avenir Next" w:eastAsia="Avenir Next"/>
-                <w:b/>
-                <w:color w:val="1A1A1A"/>
-                <w:sz w:val="18"/>
-                <w:szCs w:val="18"/>
-              </w:rPr>
               <w:t xml:space="preserve">exponent</w:t>
             </w:r>
             <w:r>
               <w:rPr>
                 <w:rFonts w:ascii="Avenir Next" w:hAnsi="Avenir Next" w:cs="Avenir Next" w:eastAsia="Avenir Next"/>
                 <w:color w:val="1A1A1A"/>
-                <w:sz w:val="18"/>
+                <w:sz w:val="22"/>
                 <w:szCs w:val="18"/>
               </w:rPr>
               <w:t xml:space="preserve"> tells how many times it is a factor.</w:t>
@@ -335,34 +337,34 @@
                 <w:rFonts w:ascii="Avenir Next" w:hAnsi="Avenir Next" w:cs="Avenir Next" w:eastAsia="Avenir Next"/>
                 <w:b/>
                 <w:color w:val="003A70"/>
+                <w:sz w:val="22"/>
+                <w:szCs w:val="18"/>
+              </w:rPr>
+              <w:t xml:space="preserve">•</w:t>
+            </w:r>
+            <w:r>
+              <w:rPr>
+                <w:rFonts w:ascii="Avenir Next" w:hAnsi="Avenir Next" w:cs="Avenir Next" w:eastAsia="Avenir Next"/>
+                <w:color w:val="1A1A1A"/>
                 <w:sz w:val="18"/>
                 <w:szCs w:val="18"/>
               </w:rPr>
-              <w:t xml:space="preserve">•</w:t>
-            </w:r>
-            <w:r>
-              <w:rPr>
-                <w:rFonts w:ascii="Avenir Next" w:hAnsi="Avenir Next" w:cs="Avenir Next" w:eastAsia="Avenir Next"/>
-                <w:color w:val="1A1A1A"/>
-                <w:sz w:val="18"/>
+              <w:tab/>
+            </w:r>
+            <w:r>
+              <w:rPr>
+                <w:rFonts w:ascii="Avenir Next" w:hAnsi="Avenir Next" w:cs="Avenir Next" w:eastAsia="Avenir Next"/>
+                <w:color w:val="1A1A1A"/>
+                <w:sz w:val="22"/>
                 <w:szCs w:val="18"/>
               </w:rPr>
-              <w:tab/>
-            </w:r>
-            <w:r>
-              <w:rPr>
-                <w:rFonts w:ascii="Avenir Next" w:hAnsi="Avenir Next" w:cs="Avenir Next" w:eastAsia="Avenir Next"/>
-                <w:color w:val="1A1A1A"/>
-                <w:sz w:val="18"/>
-                <w:szCs w:val="18"/>
-              </w:rPr>
               <w:t xml:space="preserve">Read 5</w:t>
             </w:r>
             <w:r>
               <w:rPr>
                 <w:rFonts w:ascii="Avenir Next" w:hAnsi="Avenir Next" w:cs="Avenir Next" w:eastAsia="Avenir Next"/>
                 <w:color w:val="1A1A1A"/>
-                <w:sz w:val="18"/>
+                <w:sz w:val="22"/>
                 <w:szCs w:val="18"/>
                 <w:vertAlign w:val="superscript"/>
               </w:rPr>
@@ -372,7 +374,7 @@
               <w:rPr>
                 <w:rFonts w:ascii="Avenir Next" w:hAnsi="Avenir Next" w:cs="Avenir Next" w:eastAsia="Avenir Next"/>
                 <w:color w:val="1A1A1A"/>
-                <w:sz w:val="18"/>
+                <w:sz w:val="22"/>
                 <w:szCs w:val="18"/>
               </w:rPr>
               <w:t xml:space="preserve"> as “5 to the third power” or “5 cubed.” Read 5</w:t>
@@ -381,7 +383,7 @@
               <w:rPr>
                 <w:rFonts w:ascii="Avenir Next" w:hAnsi="Avenir Next" w:cs="Avenir Next" w:eastAsia="Avenir Next"/>
                 <w:color w:val="1A1A1A"/>
-                <w:sz w:val="18"/>
+                <w:sz w:val="22"/>
                 <w:szCs w:val="18"/>
                 <w:vertAlign w:val="superscript"/>
               </w:rPr>
@@ -391,7 +393,7 @@
               <w:rPr>
                 <w:rFonts w:ascii="Avenir Next" w:hAnsi="Avenir Next" w:cs="Avenir Next" w:eastAsia="Avenir Next"/>
                 <w:color w:val="1A1A1A"/>
-                <w:sz w:val="18"/>
+                <w:sz w:val="22"/>
                 <w:szCs w:val="18"/>
               </w:rPr>
               <w:t xml:space="preserve"> as “5 squared.”</w:t>
@@ -406,6 +408,7 @@
           </w:tcPr>
           <w:p>
             <w:pPr>
+              <w:pStyle w:val="Heading2"/>
               <w:spacing w:before="0" w:after="0" w:line="240" w:lineRule="auto"/>
             </w:pPr>
             <w:r>
@@ -428,7 +431,7 @@
               <w:rPr>
                 <w:rFonts w:ascii="Avenir Next" w:hAnsi="Avenir Next" w:cs="Avenir Next" w:eastAsia="Avenir Next"/>
                 <w:color w:val="1A1A1A"/>
-                <w:sz w:val="17"/>
+                <w:sz w:val="22"/>
                 <w:szCs w:val="17"/>
               </w:rPr>
               <w:t xml:space="preserve">Write 6 × 6 × 6 × 6 × 6 as a power. Name the base and the exponent.</w:t>
@@ -447,25 +450,25 @@
                 <w:rFonts w:ascii="Avenir Next" w:hAnsi="Avenir Next" w:cs="Avenir Next" w:eastAsia="Avenir Next"/>
                 <w:b/>
                 <w:color w:val="003A70"/>
+                <w:sz w:val="22"/>
+                <w:szCs w:val="17"/>
+              </w:rPr>
+              <w:t xml:space="preserve">Step 1</w:t>
+            </w:r>
+            <w:r>
+              <w:rPr>
+                <w:rFonts w:ascii="Avenir Next" w:hAnsi="Avenir Next" w:cs="Avenir Next" w:eastAsia="Avenir Next"/>
+                <w:color w:val="1A1A1A"/>
                 <w:sz w:val="17"/>
                 <w:szCs w:val="17"/>
               </w:rPr>
-              <w:t xml:space="preserve">Step 1</w:t>
-            </w:r>
-            <w:r>
-              <w:rPr>
-                <w:rFonts w:ascii="Avenir Next" w:hAnsi="Avenir Next" w:cs="Avenir Next" w:eastAsia="Avenir Next"/>
-                <w:color w:val="1A1A1A"/>
-                <w:sz w:val="17"/>
-                <w:szCs w:val="17"/>
-              </w:rPr>
               <w:tab/>
             </w:r>
             <w:r>
               <w:rPr>
                 <w:rFonts w:ascii="Avenir Next" w:hAnsi="Avenir Next" w:cs="Avenir Next" w:eastAsia="Avenir Next"/>
                 <w:color w:val="1A1A1A"/>
-                <w:sz w:val="17"/>
+                <w:sz w:val="22"/>
                 <w:szCs w:val="17"/>
               </w:rPr>
               <w:t xml:space="preserve">The repeated factor is 6. It is the base.</w:t>
@@ -484,25 +487,25 @@
                 <w:rFonts w:ascii="Avenir Next" w:hAnsi="Avenir Next" w:cs="Avenir Next" w:eastAsia="Avenir Next"/>
                 <w:b/>
                 <w:color w:val="003A70"/>
+                <w:sz w:val="22"/>
+                <w:szCs w:val="17"/>
+              </w:rPr>
+              <w:t xml:space="preserve">Step 2</w:t>
+            </w:r>
+            <w:r>
+              <w:rPr>
+                <w:rFonts w:ascii="Avenir Next" w:hAnsi="Avenir Next" w:cs="Avenir Next" w:eastAsia="Avenir Next"/>
+                <w:color w:val="1A1A1A"/>
                 <w:sz w:val="17"/>
                 <w:szCs w:val="17"/>
               </w:rPr>
-              <w:t xml:space="preserve">Step 2</w:t>
-            </w:r>
-            <w:r>
-              <w:rPr>
-                <w:rFonts w:ascii="Avenir Next" w:hAnsi="Avenir Next" w:cs="Avenir Next" w:eastAsia="Avenir Next"/>
-                <w:color w:val="1A1A1A"/>
-                <w:sz w:val="17"/>
-                <w:szCs w:val="17"/>
-              </w:rPr>
               <w:tab/>
             </w:r>
             <w:r>
               <w:rPr>
                 <w:rFonts w:ascii="Avenir Next" w:hAnsi="Avenir Next" w:cs="Avenir Next" w:eastAsia="Avenir Next"/>
                 <w:color w:val="1A1A1A"/>
-                <w:sz w:val="17"/>
+                <w:sz w:val="22"/>
                 <w:szCs w:val="17"/>
               </w:rPr>
               <w:t xml:space="preserve">Count the factors: there are 5. That is the exponent.</w:t>
@@ -521,34 +524,34 @@
                 <w:rFonts w:ascii="Avenir Next" w:hAnsi="Avenir Next" w:cs="Avenir Next" w:eastAsia="Avenir Next"/>
                 <w:b/>
                 <w:color w:val="003A70"/>
+                <w:sz w:val="22"/>
+                <w:szCs w:val="17"/>
+              </w:rPr>
+              <w:t xml:space="preserve">Step 3</w:t>
+            </w:r>
+            <w:r>
+              <w:rPr>
+                <w:rFonts w:ascii="Avenir Next" w:hAnsi="Avenir Next" w:cs="Avenir Next" w:eastAsia="Avenir Next"/>
+                <w:color w:val="1A1A1A"/>
                 <w:sz w:val="17"/>
                 <w:szCs w:val="17"/>
               </w:rPr>
-              <w:t xml:space="preserve">Step 3</w:t>
-            </w:r>
-            <w:r>
-              <w:rPr>
-                <w:rFonts w:ascii="Avenir Next" w:hAnsi="Avenir Next" w:cs="Avenir Next" w:eastAsia="Avenir Next"/>
-                <w:color w:val="1A1A1A"/>
-                <w:sz w:val="17"/>
+              <w:tab/>
+            </w:r>
+            <w:r>
+              <w:rPr>
+                <w:rFonts w:ascii="Avenir Next" w:hAnsi="Avenir Next" w:cs="Avenir Next" w:eastAsia="Avenir Next"/>
+                <w:color w:val="1A1A1A"/>
+                <w:sz w:val="22"/>
                 <w:szCs w:val="17"/>
               </w:rPr>
-              <w:tab/>
-            </w:r>
-            <w:r>
-              <w:rPr>
-                <w:rFonts w:ascii="Avenir Next" w:hAnsi="Avenir Next" w:cs="Avenir Next" w:eastAsia="Avenir Next"/>
-                <w:color w:val="1A1A1A"/>
-                <w:sz w:val="17"/>
-                <w:szCs w:val="17"/>
-              </w:rPr>
               <w:t xml:space="preserve">Write the base with a raised exponent: 6</w:t>
             </w:r>
             <w:r>
               <w:rPr>
                 <w:rFonts w:ascii="Avenir Next" w:hAnsi="Avenir Next" w:cs="Avenir Next" w:eastAsia="Avenir Next"/>
                 <w:color w:val="1A1A1A"/>
-                <w:sz w:val="17"/>
+                <w:sz w:val="22"/>
                 <w:szCs w:val="17"/>
                 <w:vertAlign w:val="superscript"/>
               </w:rPr>
@@ -568,28 +571,28 @@
                 <w:rFonts w:ascii="Avenir Next" w:hAnsi="Avenir Next" w:cs="Avenir Next" w:eastAsia="Avenir Next"/>
                 <w:b/>
                 <w:color w:val="1A1A1A"/>
+                <w:sz w:val="22"/>
+                <w:szCs w:val="17"/>
+              </w:rPr>
+              <w:t xml:space="preserve">Answer</w:t>
+            </w:r>
+            <w:r>
+              <w:rPr>
+                <w:rFonts w:ascii="Avenir Next" w:hAnsi="Avenir Next" w:cs="Avenir Next" w:eastAsia="Avenir Next"/>
+                <w:color w:val="1A1A1A"/>
                 <w:sz w:val="17"/>
                 <w:szCs w:val="17"/>
               </w:rPr>
-              <w:t xml:space="preserve">Answer</w:t>
-            </w:r>
-            <w:r>
-              <w:rPr>
-                <w:rFonts w:ascii="Avenir Next" w:hAnsi="Avenir Next" w:cs="Avenir Next" w:eastAsia="Avenir Next"/>
-                <w:color w:val="1A1A1A"/>
-                <w:sz w:val="17"/>
+              <w:tab/>
+            </w:r>
+            <w:r>
+              <w:rPr>
+                <w:rFonts w:ascii="Avenir Next" w:hAnsi="Avenir Next" w:cs="Avenir Next" w:eastAsia="Avenir Next"/>
+                <w:b/>
+                <w:color w:val="1A1A1A"/>
+                <w:sz w:val="22"/>
                 <w:szCs w:val="17"/>
               </w:rPr>
-              <w:tab/>
-            </w:r>
-            <w:r>
-              <w:rPr>
-                <w:rFonts w:ascii="Avenir Next" w:hAnsi="Avenir Next" w:cs="Avenir Next" w:eastAsia="Avenir Next"/>
-                <w:b/>
-                <w:color w:val="1A1A1A"/>
-                <w:sz w:val="17"/>
-                <w:szCs w:val="17"/>
-              </w:rPr>
               <w:t xml:space="preserve">6</w:t>
             </w:r>
             <w:r>
@@ -597,7 +600,7 @@
                 <w:rFonts w:ascii="Avenir Next" w:hAnsi="Avenir Next" w:cs="Avenir Next" w:eastAsia="Avenir Next"/>
                 <w:b/>
                 <w:color w:val="1A1A1A"/>
-                <w:sz w:val="17"/>
+                <w:sz w:val="22"/>
                 <w:szCs w:val="17"/>
                 <w:vertAlign w:val="superscript"/>
               </w:rPr>
@@ -608,7 +611,7 @@
                 <w:rFonts w:ascii="Avenir Next" w:hAnsi="Avenir Next" w:cs="Avenir Next" w:eastAsia="Avenir Next"/>
                 <w:b/>
                 <w:color w:val="1A1A1A"/>
-                <w:sz w:val="17"/>
+                <w:sz w:val="22"/>
                 <w:szCs w:val="17"/>
               </w:rPr>
               <w:t xml:space="preserve">; base 6, exponent 5</w:t>
@@ -619,6 +622,7 @@
     </w:tbl>
     <w:p>
       <w:pPr>
+        <w:pStyle w:val="Heading2"/>
         <w:keepNext/>
         <w:pBdr>
           <w:bottom w:val="single" w:sz="8" w:space="3" w:color="003A70"/>
@@ -634,7 +638,7 @@
           <w:b/>
           <w:color w:val="003A70"/>
           <w:spacing w:val="14"/>
-          <w:sz w:val="19"/>
+          <w:sz w:val="22"/>
           <w:szCs w:val="19"/>
         </w:rPr>
         <w:t xml:space="preserve">PRACTICE</w:t>
@@ -653,7 +657,7 @@
           <w:rFonts w:ascii="Avenir Next" w:hAnsi="Avenir Next" w:cs="Avenir Next" w:eastAsia="Avenir Next"/>
           <w:i/>
           <w:color w:val="5A5F66"/>
-          <w:sz w:val="17"/>
+          <w:sz w:val="22"/>
           <w:szCs w:val="17"/>
         </w:rPr>
         <w:t xml:space="preserve">show your work · label units</w:t>
@@ -673,25 +677,25 @@
           <w:rFonts w:ascii="Avenir Next" w:hAnsi="Avenir Next" w:cs="Avenir Next" w:eastAsia="Avenir Next"/>
           <w:b/>
           <w:color w:val="1A1A1A"/>
+          <w:sz w:val="22"/>
+          <w:szCs w:val="20"/>
+        </w:rPr>
+        <w:t xml:space="preserve">1.</w:t>
+      </w:r>
+      <w:r>
+        <w:rPr>
+          <w:rFonts w:ascii="Avenir Next" w:hAnsi="Avenir Next" w:cs="Avenir Next" w:eastAsia="Avenir Next"/>
+          <w:color w:val="1A1A1A"/>
           <w:sz w:val="20"/>
           <w:szCs w:val="20"/>
         </w:rPr>
-        <w:t xml:space="preserve">1.</w:t>
-      </w:r>
-      <w:r>
-        <w:rPr>
-          <w:rFonts w:ascii="Avenir Next" w:hAnsi="Avenir Next" w:cs="Avenir Next" w:eastAsia="Avenir Next"/>
-          <w:color w:val="1A1A1A"/>
-          <w:sz w:val="20"/>
-          <w:szCs w:val="20"/>
-        </w:rPr>
         <w:tab/>
       </w:r>
       <w:r>
         <w:rPr>
           <w:rFonts w:ascii="Avenir Next" w:hAnsi="Avenir Next" w:cs="Avenir Next" w:eastAsia="Avenir Next"/>
           <w:color w:val="1A1A1A"/>
-          <w:sz w:val="20"/>
+          <w:sz w:val="22"/>
           <w:szCs w:val="20"/>
         </w:rPr>
         <w:t xml:space="preserve">Write each product as a power.</w:t>
@@ -746,7 +750,7 @@
                 <w:rFonts w:ascii="Avenir Next" w:hAnsi="Avenir Next" w:cs="Avenir Next" w:eastAsia="Avenir Next"/>
                 <w:b/>
                 <w:color w:val="003A70"/>
-                <w:sz w:val="20"/>
+                <w:sz w:val="22"/>
                 <w:szCs w:val="20"/>
               </w:rPr>
               <w:t xml:space="preserve">a.</w:t>
@@ -764,7 +768,7 @@
               <w:rPr>
                 <w:rFonts w:ascii="Avenir Next" w:hAnsi="Avenir Next" w:cs="Avenir Next" w:eastAsia="Avenir Next"/>
                 <w:color w:val="1A1A1A"/>
-                <w:sz w:val="20"/>
+                <w:sz w:val="22"/>
                 <w:szCs w:val="20"/>
               </w:rPr>
               <w:t xml:space="preserve">4 × 4 × 4 =</w:t>
@@ -808,7 +812,7 @@
                 <w:rFonts w:ascii="Avenir Next" w:hAnsi="Avenir Next" w:cs="Avenir Next" w:eastAsia="Avenir Next"/>
                 <w:b/>
                 <w:color w:val="003A70"/>
-                <w:sz w:val="20"/>
+                <w:sz w:val="22"/>
                 <w:szCs w:val="20"/>
               </w:rPr>
               <w:t xml:space="preserve">b.</w:t>
@@ -826,7 +830,7 @@
               <w:rPr>
                 <w:rFonts w:ascii="Avenir Next" w:hAnsi="Avenir Next" w:cs="Avenir Next" w:eastAsia="Avenir Next"/>
                 <w:color w:val="1A1A1A"/>
-                <w:sz w:val="20"/>
+                <w:sz w:val="22"/>
                 <w:szCs w:val="20"/>
               </w:rPr>
               <w:t xml:space="preserve">9 × 9 =</w:t>
@@ -876,7 +880,7 @@
                 <w:rFonts w:ascii="Avenir Next" w:hAnsi="Avenir Next" w:cs="Avenir Next" w:eastAsia="Avenir Next"/>
                 <w:b/>
                 <w:color w:val="003A70"/>
-                <w:sz w:val="20"/>
+                <w:sz w:val="22"/>
                 <w:szCs w:val="20"/>
               </w:rPr>
               <w:t xml:space="preserve">c.</w:t>
@@ -894,7 +898,7 @@
               <w:rPr>
                 <w:rFonts w:ascii="Avenir Next" w:hAnsi="Avenir Next" w:cs="Avenir Next" w:eastAsia="Avenir Next"/>
                 <w:color w:val="1A1A1A"/>
-                <w:sz w:val="20"/>
+                <w:sz w:val="22"/>
                 <w:szCs w:val="20"/>
               </w:rPr>
               <w:t xml:space="preserve">2 × 2 × 2 × 2 × 2 × 2 × 2 =</w:t>
@@ -938,7 +942,7 @@
                 <w:rFonts w:ascii="Avenir Next" w:hAnsi="Avenir Next" w:cs="Avenir Next" w:eastAsia="Avenir Next"/>
                 <w:b/>
                 <w:color w:val="003A70"/>
-                <w:sz w:val="20"/>
+                <w:sz w:val="22"/>
                 <w:szCs w:val="20"/>
               </w:rPr>
               <w:t xml:space="preserve">d.</w:t>
@@ -956,7 +960,7 @@
               <w:rPr>
                 <w:rFonts w:ascii="Avenir Next" w:hAnsi="Avenir Next" w:cs="Avenir Next" w:eastAsia="Avenir Next"/>
                 <w:color w:val="1A1A1A"/>
-                <w:sz w:val="20"/>
+                <w:sz w:val="22"/>
                 <w:szCs w:val="20"/>
               </w:rPr>
               <w:t xml:space="preserve">10 × 10 × 10 × 10 =</w:t>
@@ -1006,7 +1010,7 @@
                 <w:rFonts w:ascii="Avenir Next" w:hAnsi="Avenir Next" w:cs="Avenir Next" w:eastAsia="Avenir Next"/>
                 <w:b/>
                 <w:color w:val="003A70"/>
-                <w:sz w:val="20"/>
+                <w:sz w:val="22"/>
                 <w:szCs w:val="20"/>
               </w:rPr>
               <w:t xml:space="preserve">e.</w:t>
@@ -1024,7 +1028,7 @@
               <w:rPr>
                 <w:rFonts w:ascii="Avenir Next" w:hAnsi="Avenir Next" w:cs="Avenir Next" w:eastAsia="Avenir Next"/>
                 <w:color w:val="1A1A1A"/>
-                <w:sz w:val="20"/>
+                <w:sz w:val="22"/>
                 <w:szCs w:val="20"/>
               </w:rPr>
               <w:t xml:space="preserve">1/3 × 1/3 × 1/3 =</w:t>
@@ -1068,7 +1072,7 @@
                 <w:rFonts w:ascii="Avenir Next" w:hAnsi="Avenir Next" w:cs="Avenir Next" w:eastAsia="Avenir Next"/>
                 <w:b/>
                 <w:color w:val="003A70"/>
-                <w:sz w:val="20"/>
+                <w:sz w:val="22"/>
                 <w:szCs w:val="20"/>
               </w:rPr>
               <w:t xml:space="preserve">f.</w:t>
@@ -1086,7 +1090,7 @@
               <w:rPr>
                 <w:rFonts w:ascii="Avenir Next" w:hAnsi="Avenir Next" w:cs="Avenir Next" w:eastAsia="Avenir Next"/>
                 <w:color w:val="1A1A1A"/>
-                <w:sz w:val="20"/>
+                <w:sz w:val="22"/>
                 <w:szCs w:val="20"/>
               </w:rPr>
               <w:t xml:space="preserve">0.5 × 0.5 =</w:t>
@@ -1136,7 +1140,7 @@
                 <w:rFonts w:ascii="Avenir Next" w:hAnsi="Avenir Next" w:cs="Avenir Next" w:eastAsia="Avenir Next"/>
                 <w:b/>
                 <w:color w:val="003A70"/>
-                <w:sz w:val="20"/>
+                <w:sz w:val="22"/>
                 <w:szCs w:val="20"/>
               </w:rPr>
               <w:t xml:space="preserve">g.</w:t>
@@ -1154,7 +1158,7 @@
               <w:rPr>
                 <w:rFonts w:ascii="Avenir Next" w:hAnsi="Avenir Next" w:cs="Avenir Next" w:eastAsia="Avenir Next"/>
                 <w:color w:val="1A1A1A"/>
-                <w:sz w:val="20"/>
+                <w:sz w:val="22"/>
                 <w:szCs w:val="20"/>
               </w:rPr>
               <w:t xml:space="preserve">6 × 6 × 6 × 6 × 6 =</w:t>
@@ -1198,7 +1202,7 @@
                 <w:rFonts w:ascii="Avenir Next" w:hAnsi="Avenir Next" w:cs="Avenir Next" w:eastAsia="Avenir Next"/>
                 <w:b/>
                 <w:color w:val="003A70"/>
-                <w:sz w:val="20"/>
+                <w:sz w:val="22"/>
                 <w:szCs w:val="20"/>
               </w:rPr>
               <w:t xml:space="preserve">h.</w:t>
@@ -1216,7 +1220,7 @@
               <w:rPr>
                 <w:rFonts w:ascii="Avenir Next" w:hAnsi="Avenir Next" w:cs="Avenir Next" w:eastAsia="Avenir Next"/>
                 <w:color w:val="1A1A1A"/>
-                <w:sz w:val="20"/>
+                <w:sz w:val="22"/>
                 <w:szCs w:val="20"/>
               </w:rPr>
               <w:t xml:space="preserve">2/5 × 2/5 =</w:t>
@@ -1263,25 +1267,25 @@
           <w:rFonts w:ascii="Avenir Next" w:hAnsi="Avenir Next" w:cs="Avenir Next" w:eastAsia="Avenir Next"/>
           <w:b/>
           <w:color w:val="1A1A1A"/>
+          <w:sz w:val="22"/>
+          <w:szCs w:val="20"/>
+        </w:rPr>
+        <w:t xml:space="preserve">2.</w:t>
+      </w:r>
+      <w:r>
+        <w:rPr>
+          <w:rFonts w:ascii="Avenir Next" w:hAnsi="Avenir Next" w:cs="Avenir Next" w:eastAsia="Avenir Next"/>
+          <w:color w:val="1A1A1A"/>
           <w:sz w:val="20"/>
           <w:szCs w:val="20"/>
         </w:rPr>
-        <w:t xml:space="preserve">2.</w:t>
-      </w:r>
-      <w:r>
-        <w:rPr>
-          <w:rFonts w:ascii="Avenir Next" w:hAnsi="Avenir Next" w:cs="Avenir Next" w:eastAsia="Avenir Next"/>
-          <w:color w:val="1A1A1A"/>
-          <w:sz w:val="20"/>
-          <w:szCs w:val="20"/>
-        </w:rPr>
         <w:tab/>
       </w:r>
       <w:r>
         <w:rPr>
           <w:rFonts w:ascii="Avenir Next" w:hAnsi="Avenir Next" w:cs="Avenir Next" w:eastAsia="Avenir Next"/>
           <w:color w:val="1A1A1A"/>
-          <w:sz w:val="20"/>
+          <w:sz w:val="22"/>
           <w:szCs w:val="20"/>
         </w:rPr>
         <w:t xml:space="preserve">Complete the table.</w:t>
@@ -1336,7 +1340,7 @@
                 <w:rFonts w:ascii="Avenir Next" w:hAnsi="Avenir Next" w:cs="Avenir Next" w:eastAsia="Avenir Next"/>
                 <w:b/>
                 <w:color w:val="1A1A1A"/>
-                <w:sz w:val="19"/>
+                <w:sz w:val="22"/>
                 <w:szCs w:val="19"/>
               </w:rPr>
               <w:t xml:space="preserve">Power</w:t>
@@ -1359,7 +1363,7 @@
                 <w:rFonts w:ascii="Avenir Next" w:hAnsi="Avenir Next" w:cs="Avenir Next" w:eastAsia="Avenir Next"/>
                 <w:b/>
                 <w:color w:val="1A1A1A"/>
-                <w:sz w:val="19"/>
+                <w:sz w:val="22"/>
                 <w:szCs w:val="19"/>
               </w:rPr>
               <w:t xml:space="preserve">Base</w:t>
@@ -1382,7 +1386,7 @@
                 <w:rFonts w:ascii="Avenir Next" w:hAnsi="Avenir Next" w:cs="Avenir Next" w:eastAsia="Avenir Next"/>
                 <w:b/>
                 <w:color w:val="1A1A1A"/>
-                <w:sz w:val="19"/>
+                <w:sz w:val="22"/>
                 <w:szCs w:val="19"/>
               </w:rPr>
               <w:t xml:space="preserve">Exponent</w:t>
@@ -1405,7 +1409,7 @@
                 <w:rFonts w:ascii="Avenir Next" w:hAnsi="Avenir Next" w:cs="Avenir Next" w:eastAsia="Avenir Next"/>
                 <w:b/>
                 <w:color w:val="1A1A1A"/>
-                <w:sz w:val="19"/>
+                <w:sz w:val="22"/>
                 <w:szCs w:val="19"/>
               </w:rPr>
               <w:t xml:space="preserve">Expanded form</w:t>
@@ -1434,7 +1438,7 @@
                 <w:rFonts w:ascii="Avenir Next" w:hAnsi="Avenir Next" w:cs="Avenir Next" w:eastAsia="Avenir Next"/>
                 <w:b/>
                 <w:color w:val="1A1A1A"/>
-                <w:sz w:val="19"/>
+                <w:sz w:val="22"/>
                 <w:szCs w:val="19"/>
               </w:rPr>
               <w:t xml:space="preserve">8</w:t>
@@ -1444,7 +1448,7 @@
                 <w:rFonts w:ascii="Avenir Next" w:hAnsi="Avenir Next" w:cs="Avenir Next" w:eastAsia="Avenir Next"/>
                 <w:b/>
                 <w:color w:val="1A1A1A"/>
-                <w:sz w:val="19"/>
+                <w:sz w:val="22"/>
                 <w:szCs w:val="19"/>
                 <w:vertAlign w:val="superscript"/>
               </w:rPr>
@@ -1516,7 +1520,7 @@
               <w:rPr>
                 <w:rFonts w:ascii="Avenir Next" w:hAnsi="Avenir Next" w:cs="Avenir Next" w:eastAsia="Avenir Next"/>
                 <w:color w:val="1A1A1A"/>
-                <w:sz w:val="19"/>
+                <w:sz w:val="22"/>
                 <w:szCs w:val="19"/>
               </w:rPr>
               <w:t xml:space="preserve">7</w:t>
@@ -1537,7 +1541,7 @@
               <w:rPr>
                 <w:rFonts w:ascii="Avenir Next" w:hAnsi="Avenir Next" w:cs="Avenir Next" w:eastAsia="Avenir Next"/>
                 <w:color w:val="1A1A1A"/>
-                <w:sz w:val="19"/>
+                <w:sz w:val="22"/>
                 <w:szCs w:val="19"/>
               </w:rPr>
               <w:t xml:space="preserve">4</w:t>
@@ -1608,7 +1612,7 @@
               <w:rPr>
                 <w:rFonts w:ascii="Avenir Next" w:hAnsi="Avenir Next" w:cs="Avenir Next" w:eastAsia="Avenir Next"/>
                 <w:color w:val="1A1A1A"/>
-                <w:sz w:val="19"/>
+                <w:sz w:val="22"/>
                 <w:szCs w:val="19"/>
               </w:rPr>
               <w:t xml:space="preserve">11 × 11</w:t>
@@ -1636,35 +1640,35 @@
           <w:rFonts w:ascii="Avenir Next" w:hAnsi="Avenir Next" w:cs="Avenir Next" w:eastAsia="Avenir Next"/>
           <w:b/>
           <w:color w:val="1A1A1A"/>
+          <w:sz w:val="22"/>
+          <w:szCs w:val="20"/>
+        </w:rPr>
+        <w:t xml:space="preserve">3.</w:t>
+      </w:r>
+      <w:r>
+        <w:rPr>
+          <w:rFonts w:ascii="Avenir Next" w:hAnsi="Avenir Next" w:cs="Avenir Next" w:eastAsia="Avenir Next"/>
+          <w:color w:val="1A1A1A"/>
           <w:sz w:val="20"/>
           <w:szCs w:val="20"/>
         </w:rPr>
-        <w:t xml:space="preserve">3.</w:t>
-      </w:r>
-      <w:r>
-        <w:rPr>
-          <w:rFonts w:ascii="Avenir Next" w:hAnsi="Avenir Next" w:cs="Avenir Next" w:eastAsia="Avenir Next"/>
-          <w:color w:val="1A1A1A"/>
-          <w:sz w:val="20"/>
+        <w:tab/>
+      </w:r>
+      <w:r>
+        <w:rPr>
+          <w:rFonts w:ascii="Avenir Next" w:hAnsi="Avenir Next" w:cs="Avenir Next" w:eastAsia="Avenir Next"/>
+          <w:b/>
+          <w:color w:val="1A1A1A"/>
+          <w:sz w:val="22"/>
           <w:szCs w:val="20"/>
         </w:rPr>
-        <w:tab/>
-      </w:r>
-      <w:r>
-        <w:rPr>
-          <w:rFonts w:ascii="Avenir Next" w:hAnsi="Avenir Next" w:cs="Avenir Next" w:eastAsia="Avenir Next"/>
-          <w:b/>
-          <w:color w:val="1A1A1A"/>
-          <w:sz w:val="20"/>
-          <w:szCs w:val="20"/>
-        </w:rPr>
         <w:t xml:space="preserve">Phone Tree.  </w:t>
       </w:r>
       <w:r>
         <w:rPr>
           <w:rFonts w:ascii="Avenir Next" w:hAnsi="Avenir Next" w:cs="Avenir Next" w:eastAsia="Avenir Next"/>
           <w:color w:val="1A1A1A"/>
-          <w:sz w:val="20"/>
+          <w:sz w:val="22"/>
           <w:szCs w:val="20"/>
         </w:rPr>
         <w:t xml:space="preserve">A coach calls 3 players. Each player calls 3 more players, and so on. In round 5, the number of calls is 3 × 3 × 3 × 3 × 3. Write this as a power.</w:t>
@@ -1683,7 +1687,7 @@
           <w:rFonts w:ascii="Avenir Next" w:hAnsi="Avenir Next" w:cs="Avenir Next" w:eastAsia="Avenir Next"/>
           <w:b/>
           <w:color w:val="1A1A1A"/>
-          <w:sz w:val="18"/>
+          <w:sz w:val="22"/>
           <w:szCs w:val="18"/>
         </w:rPr>
         <w:t xml:space="preserve">Power</w:t>
@@ -1717,44 +1721,44 @@
           <w:rFonts w:ascii="Avenir Next" w:hAnsi="Avenir Next" w:cs="Avenir Next" w:eastAsia="Avenir Next"/>
           <w:b/>
           <w:color w:val="1A1A1A"/>
+          <w:sz w:val="22"/>
+          <w:szCs w:val="20"/>
+        </w:rPr>
+        <w:t xml:space="preserve">4.</w:t>
+      </w:r>
+      <w:r>
+        <w:rPr>
+          <w:rFonts w:ascii="Avenir Next" w:hAnsi="Avenir Next" w:cs="Avenir Next" w:eastAsia="Avenir Next"/>
+          <w:color w:val="1A1A1A"/>
           <w:sz w:val="20"/>
           <w:szCs w:val="20"/>
         </w:rPr>
-        <w:t xml:space="preserve">4.</w:t>
-      </w:r>
-      <w:r>
-        <w:rPr>
-          <w:rFonts w:ascii="Avenir Next" w:hAnsi="Avenir Next" w:cs="Avenir Next" w:eastAsia="Avenir Next"/>
-          <w:color w:val="1A1A1A"/>
-          <w:sz w:val="20"/>
+        <w:tab/>
+      </w:r>
+      <w:r>
+        <w:rPr>
+          <w:rFonts w:ascii="Avenir Next" w:hAnsi="Avenir Next" w:cs="Avenir Next" w:eastAsia="Avenir Next"/>
+          <w:b/>
+          <w:color w:val="1A1A1A"/>
+          <w:sz w:val="22"/>
           <w:szCs w:val="20"/>
         </w:rPr>
-        <w:tab/>
-      </w:r>
-      <w:r>
-        <w:rPr>
-          <w:rFonts w:ascii="Avenir Next" w:hAnsi="Avenir Next" w:cs="Avenir Next" w:eastAsia="Avenir Next"/>
-          <w:b/>
-          <w:color w:val="1A1A1A"/>
-          <w:sz w:val="20"/>
+        <w:t xml:space="preserve">Find the Error.  </w:t>
+      </w:r>
+      <w:r>
+        <w:rPr>
+          <w:rFonts w:ascii="Avenir Next" w:hAnsi="Avenir Next" w:cs="Avenir Next" w:eastAsia="Avenir Next"/>
+          <w:color w:val="1A1A1A"/>
+          <w:sz w:val="22"/>
           <w:szCs w:val="20"/>
         </w:rPr>
-        <w:t xml:space="preserve">Find the Error.  </w:t>
-      </w:r>
-      <w:r>
-        <w:rPr>
-          <w:rFonts w:ascii="Avenir Next" w:hAnsi="Avenir Next" w:cs="Avenir Next" w:eastAsia="Avenir Next"/>
-          <w:color w:val="1A1A1A"/>
-          <w:sz w:val="20"/>
-          <w:szCs w:val="20"/>
-        </w:rPr>
         <w:t xml:space="preserve">Rafael wrote 4 × 4 × 4 × 4 × 4 as 5</w:t>
       </w:r>
       <w:r>
         <w:rPr>
           <w:rFonts w:ascii="Avenir Next" w:hAnsi="Avenir Next" w:cs="Avenir Next" w:eastAsia="Avenir Next"/>
           <w:color w:val="1A1A1A"/>
-          <w:sz w:val="20"/>
+          <w:sz w:val="22"/>
           <w:szCs w:val="20"/>
           <w:vertAlign w:val="superscript"/>
         </w:rPr>
@@ -1764,7 +1768,7 @@
         <w:rPr>
           <w:rFonts w:ascii="Avenir Next" w:hAnsi="Avenir Next" w:cs="Avenir Next" w:eastAsia="Avenir Next"/>
           <w:color w:val="1A1A1A"/>
-          <w:sz w:val="20"/>
+          <w:sz w:val="22"/>
           <w:szCs w:val="20"/>
         </w:rPr>
         <w:t xml:space="preserve">. Explain his mistake. Then write the correct power.</w:t>
@@ -1905,6 +1909,7 @@
           </w:tcPr>
           <w:p>
             <w:pPr>
+              <w:pStyle w:val="Heading2"/>
               <w:spacing w:before="0" w:after="0" w:line="240" w:lineRule="auto"/>
             </w:pPr>
             <w:r>
@@ -1942,7 +1947,7 @@
               <w:rPr>
                 <w:rFonts w:ascii="Avenir Next" w:hAnsi="Avenir Next" w:cs="Avenir Next" w:eastAsia="Avenir Next"/>
                 <w:color w:val="1A1A1A"/>
-                <w:sz w:val="17"/>
+                <w:sz w:val="22"/>
                 <w:szCs w:val="17"/>
               </w:rPr>
               <w:t xml:space="preserve">  I can do this on my own</w:t>
@@ -1971,7 +1976,7 @@
               <w:rPr>
                 <w:rFonts w:ascii="Avenir Next" w:hAnsi="Avenir Next" w:cs="Avenir Next" w:eastAsia="Avenir Next"/>
                 <w:color w:val="1A1A1A"/>
-                <w:sz w:val="17"/>
+                <w:sz w:val="22"/>
                 <w:szCs w:val="17"/>
               </w:rPr>
               <w:t xml:space="preserve">  I need a little help</w:t>
@@ -2000,7 +2005,7 @@
               <w:rPr>
                 <w:rFonts w:ascii="Avenir Next" w:hAnsi="Avenir Next" w:cs="Avenir Next" w:eastAsia="Avenir Next"/>
                 <w:color w:val="1A1A1A"/>
-                <w:sz w:val="17"/>
+                <w:sz w:val="22"/>
                 <w:szCs w:val="17"/>
               </w:rPr>
               <w:t xml:space="preserve">  I have a question about #</w:t>
@@ -2038,7 +2043,7 @@
         <w:rPr>
           <w:rFonts w:ascii="Avenir Next" w:hAnsi="Avenir Next" w:cs="Avenir Next" w:eastAsia="Avenir Next"/>
           <w:color w:val="5A5F66"/>
-          <w:sz w:val="17"/>
+          <w:sz w:val="22"/>
           <w:szCs w:val="17"/>
         </w:rPr>
         <w:t xml:space="preserve">Explain to someone at home why 2</w:t>
@@ -2047,7 +2052,7 @@
         <w:rPr>
           <w:rFonts w:ascii="Avenir Next" w:hAnsi="Avenir Next" w:cs="Avenir Next" w:eastAsia="Avenir Next"/>
           <w:color w:val="5A5F66"/>
-          <w:sz w:val="17"/>
+          <w:sz w:val="22"/>
           <w:szCs w:val="17"/>
           <w:vertAlign w:val="superscript"/>
         </w:rPr>
@@ -2057,7 +2062,7 @@
         <w:rPr>
           <w:rFonts w:ascii="Avenir Next" w:hAnsi="Avenir Next" w:cs="Avenir Next" w:eastAsia="Avenir Next"/>
           <w:color w:val="5A5F66"/>
-          <w:sz w:val="17"/>
+          <w:sz w:val="22"/>
           <w:szCs w:val="17"/>
         </w:rPr>
         <w:t xml:space="preserve"> does not mean 2 × 4.</w:t>
@@ -2077,10 +2082,28 @@
         <w:rPr>
           <w:rFonts w:ascii="Avenir Next" w:hAnsi="Avenir Next" w:cs="Avenir Next" w:eastAsia="Avenir Next"/>
           <w:color w:val="1A1A1A"/>
+          <w:sz w:val="22"/>
+          <w:szCs w:val="20"/>
+        </w:rPr>
+        <w:t xml:space="preserve">Name</w:t>
+      </w:r>
+      <w:r>
+        <w:rPr>
+          <w:rFonts w:ascii="Avenir Next" w:hAnsi="Avenir Next" w:cs="Avenir Next" w:eastAsia="Avenir Next"/>
+          <w:color w:val="1A1A1A"/>
           <w:sz w:val="20"/>
           <w:szCs w:val="20"/>
         </w:rPr>
-        <w:t xml:space="preserve">Name</w:t>
+        <w:tab/>
+      </w:r>
+      <w:r>
+        <w:rPr>
+          <w:rFonts w:ascii="Avenir Next" w:hAnsi="Avenir Next" w:cs="Avenir Next" w:eastAsia="Avenir Next"/>
+          <w:color w:val="1A1A1A"/>
+          <w:sz w:val="22"/>
+          <w:szCs w:val="20"/>
+        </w:rPr>
+        <w:t xml:space="preserve">   Date</w:t>
       </w:r>
       <w:r>
         <w:rPr>
@@ -2095,25 +2118,7 @@
         <w:rPr>
           <w:rFonts w:ascii="Avenir Next" w:hAnsi="Avenir Next" w:cs="Avenir Next" w:eastAsia="Avenir Next"/>
           <w:color w:val="1A1A1A"/>
-          <w:sz w:val="20"/>
-          <w:szCs w:val="20"/>
-        </w:rPr>
-        <w:t xml:space="preserve">   Date</w:t>
-      </w:r>
-      <w:r>
-        <w:rPr>
-          <w:rFonts w:ascii="Avenir Next" w:hAnsi="Avenir Next" w:cs="Avenir Next" w:eastAsia="Avenir Next"/>
-          <w:color w:val="1A1A1A"/>
-          <w:sz w:val="20"/>
-          <w:szCs w:val="20"/>
-        </w:rPr>
-        <w:tab/>
-      </w:r>
-      <w:r>
-        <w:rPr>
-          <w:rFonts w:ascii="Avenir Next" w:hAnsi="Avenir Next" w:cs="Avenir Next" w:eastAsia="Avenir Next"/>
-          <w:color w:val="1A1A1A"/>
-          <w:sz w:val="20"/>
+          <w:sz w:val="22"/>
           <w:szCs w:val="20"/>
         </w:rPr>
         <w:t xml:space="preserve">   Period</w:t>
@@ -2140,7 +2145,7 @@
           <w:caps/>
           <w:color w:val="003A70"/>
           <w:spacing w:val="12"/>
-          <w:sz w:val="19"/>
+          <w:sz w:val="22"/>
           <w:szCs w:val="19"/>
         </w:rPr>
         <w:t xml:space="preserve">Lesson 6-3  ·  Homework Packet  ·  Sheet 2 of 2</w:t>
@@ -2148,6 +2153,7 @@
     </w:p>
     <w:p>
       <w:pPr>
+        <w:pStyle w:val="Heading1"/>
         <w:keepNext/>
         <w:spacing w:before="0" w:after="0" w:line="240" w:lineRule="auto"/>
       </w:pPr>
@@ -2173,7 +2179,7 @@
         <w:rPr>
           <w:rFonts w:ascii="Avenir Next" w:hAnsi="Avenir Next" w:cs="Avenir Next" w:eastAsia="Avenir Next"/>
           <w:color w:val="5A5F66"/>
-          <w:sz w:val="17"/>
+          <w:sz w:val="22"/>
           <w:szCs w:val="17"/>
         </w:rPr>
         <w:t xml:space="preserve">Maryland Standard 6.EE.A.1   ·   Learning target — I can find the value of a power by multiplying the base the number of times the exponent shows.</w:t>
@@ -2220,6 +2226,7 @@
           </w:tcPr>
           <w:p>
             <w:pPr>
+              <w:pStyle w:val="Heading2"/>
               <w:spacing w:before="0" w:after="0" w:line="240" w:lineRule="auto"/>
             </w:pPr>
             <w:r>
@@ -2247,44 +2254,44 @@
                 <w:rFonts w:ascii="Avenir Next" w:hAnsi="Avenir Next" w:cs="Avenir Next" w:eastAsia="Avenir Next"/>
                 <w:b/>
                 <w:color w:val="003A70"/>
+                <w:sz w:val="22"/>
+                <w:szCs w:val="18"/>
+              </w:rPr>
+              <w:t xml:space="preserve">•</w:t>
+            </w:r>
+            <w:r>
+              <w:rPr>
+                <w:rFonts w:ascii="Avenir Next" w:hAnsi="Avenir Next" w:cs="Avenir Next" w:eastAsia="Avenir Next"/>
+                <w:color w:val="1A1A1A"/>
                 <w:sz w:val="18"/>
                 <w:szCs w:val="18"/>
               </w:rPr>
-              <w:t xml:space="preserve">•</w:t>
-            </w:r>
-            <w:r>
-              <w:rPr>
-                <w:rFonts w:ascii="Avenir Next" w:hAnsi="Avenir Next" w:cs="Avenir Next" w:eastAsia="Avenir Next"/>
-                <w:color w:val="1A1A1A"/>
-                <w:sz w:val="18"/>
+              <w:tab/>
+            </w:r>
+            <w:r>
+              <w:rPr>
+                <w:rFonts w:ascii="Avenir Next" w:hAnsi="Avenir Next" w:cs="Avenir Next" w:eastAsia="Avenir Next"/>
+                <w:color w:val="1A1A1A"/>
+                <w:sz w:val="22"/>
                 <w:szCs w:val="18"/>
               </w:rPr>
-              <w:tab/>
-            </w:r>
-            <w:r>
-              <w:rPr>
-                <w:rFonts w:ascii="Avenir Next" w:hAnsi="Avenir Next" w:cs="Avenir Next" w:eastAsia="Avenir Next"/>
-                <w:color w:val="1A1A1A"/>
-                <w:sz w:val="18"/>
+              <w:t xml:space="preserve">Write the </w:t>
+            </w:r>
+            <w:r>
+              <w:rPr>
+                <w:rFonts w:ascii="Avenir Next" w:hAnsi="Avenir Next" w:cs="Avenir Next" w:eastAsia="Avenir Next"/>
+                <w:b/>
+                <w:color w:val="1A1A1A"/>
+                <w:sz w:val="22"/>
                 <w:szCs w:val="18"/>
               </w:rPr>
-              <w:t xml:space="preserve">Write the </w:t>
-            </w:r>
-            <w:r>
-              <w:rPr>
-                <w:rFonts w:ascii="Avenir Next" w:hAnsi="Avenir Next" w:cs="Avenir Next" w:eastAsia="Avenir Next"/>
-                <w:b/>
-                <w:color w:val="1A1A1A"/>
-                <w:sz w:val="18"/>
-                <w:szCs w:val="18"/>
-              </w:rPr>
               <w:t xml:space="preserve">expanded form</w:t>
             </w:r>
             <w:r>
               <w:rPr>
                 <w:rFonts w:ascii="Avenir Next" w:hAnsi="Avenir Next" w:cs="Avenir Next" w:eastAsia="Avenir Next"/>
                 <w:color w:val="1A1A1A"/>
-                <w:sz w:val="18"/>
+                <w:sz w:val="22"/>
                 <w:szCs w:val="18"/>
               </w:rPr>
               <w:t xml:space="preserve">, then multiply one factor at a time.</w:t>
@@ -2303,34 +2310,34 @@
                 <w:rFonts w:ascii="Avenir Next" w:hAnsi="Avenir Next" w:cs="Avenir Next" w:eastAsia="Avenir Next"/>
                 <w:b/>
                 <w:color w:val="003A70"/>
+                <w:sz w:val="22"/>
+                <w:szCs w:val="18"/>
+              </w:rPr>
+              <w:t xml:space="preserve">•</w:t>
+            </w:r>
+            <w:r>
+              <w:rPr>
+                <w:rFonts w:ascii="Avenir Next" w:hAnsi="Avenir Next" w:cs="Avenir Next" w:eastAsia="Avenir Next"/>
+                <w:color w:val="1A1A1A"/>
                 <w:sz w:val="18"/>
                 <w:szCs w:val="18"/>
               </w:rPr>
-              <w:t xml:space="preserve">•</w:t>
-            </w:r>
-            <w:r>
-              <w:rPr>
-                <w:rFonts w:ascii="Avenir Next" w:hAnsi="Avenir Next" w:cs="Avenir Next" w:eastAsia="Avenir Next"/>
-                <w:color w:val="1A1A1A"/>
-                <w:sz w:val="18"/>
+              <w:tab/>
+            </w:r>
+            <w:r>
+              <w:rPr>
+                <w:rFonts w:ascii="Avenir Next" w:hAnsi="Avenir Next" w:cs="Avenir Next" w:eastAsia="Avenir Next"/>
+                <w:color w:val="1A1A1A"/>
+                <w:sz w:val="22"/>
                 <w:szCs w:val="18"/>
               </w:rPr>
-              <w:tab/>
-            </w:r>
-            <w:r>
-              <w:rPr>
-                <w:rFonts w:ascii="Avenir Next" w:hAnsi="Avenir Next" w:cs="Avenir Next" w:eastAsia="Avenir Next"/>
-                <w:color w:val="1A1A1A"/>
-                <w:sz w:val="18"/>
-                <w:szCs w:val="18"/>
-              </w:rPr>
               <w:t xml:space="preserve">4</w:t>
             </w:r>
             <w:r>
               <w:rPr>
                 <w:rFonts w:ascii="Avenir Next" w:hAnsi="Avenir Next" w:cs="Avenir Next" w:eastAsia="Avenir Next"/>
                 <w:color w:val="1A1A1A"/>
-                <w:sz w:val="18"/>
+                <w:sz w:val="22"/>
                 <w:szCs w:val="18"/>
                 <w:vertAlign w:val="superscript"/>
               </w:rPr>
@@ -2340,7 +2347,7 @@
               <w:rPr>
                 <w:rFonts w:ascii="Avenir Next" w:hAnsi="Avenir Next" w:cs="Avenir Next" w:eastAsia="Avenir Next"/>
                 <w:color w:val="1A1A1A"/>
-                <w:sz w:val="18"/>
+                <w:sz w:val="22"/>
                 <w:szCs w:val="18"/>
               </w:rPr>
               <w:t xml:space="preserve"> = 4 × 4 × 4 = 64, </w:t>
@@ -2350,7 +2357,7 @@
                 <w:rFonts w:ascii="Avenir Next" w:hAnsi="Avenir Next" w:cs="Avenir Next" w:eastAsia="Avenir Next"/>
                 <w:b/>
                 <w:color w:val="1A1A1A"/>
-                <w:sz w:val="18"/>
+                <w:sz w:val="22"/>
                 <w:szCs w:val="18"/>
               </w:rPr>
               <w:t xml:space="preserve">not</w:t>
@@ -2359,7 +2366,7 @@
               <w:rPr>
                 <w:rFonts w:ascii="Avenir Next" w:hAnsi="Avenir Next" w:cs="Avenir Next" w:eastAsia="Avenir Next"/>
                 <w:color w:val="1A1A1A"/>
-                <w:sz w:val="18"/>
+                <w:sz w:val="22"/>
                 <w:szCs w:val="18"/>
               </w:rPr>
               <w:t xml:space="preserve"> 4 × 3 = 12.</w:t>
@@ -2378,34 +2385,34 @@
                 <w:rFonts w:ascii="Avenir Next" w:hAnsi="Avenir Next" w:cs="Avenir Next" w:eastAsia="Avenir Next"/>
                 <w:b/>
                 <w:color w:val="003A70"/>
+                <w:sz w:val="22"/>
+                <w:szCs w:val="18"/>
+              </w:rPr>
+              <w:t xml:space="preserve">•</w:t>
+            </w:r>
+            <w:r>
+              <w:rPr>
+                <w:rFonts w:ascii="Avenir Next" w:hAnsi="Avenir Next" w:cs="Avenir Next" w:eastAsia="Avenir Next"/>
+                <w:color w:val="1A1A1A"/>
                 <w:sz w:val="18"/>
                 <w:szCs w:val="18"/>
               </w:rPr>
-              <w:t xml:space="preserve">•</w:t>
-            </w:r>
-            <w:r>
-              <w:rPr>
-                <w:rFonts w:ascii="Avenir Next" w:hAnsi="Avenir Next" w:cs="Avenir Next" w:eastAsia="Avenir Next"/>
-                <w:color w:val="1A1A1A"/>
-                <w:sz w:val="18"/>
+              <w:tab/>
+            </w:r>
+            <w:r>
+              <w:rPr>
+                <w:rFonts w:ascii="Avenir Next" w:hAnsi="Avenir Next" w:cs="Avenir Next" w:eastAsia="Avenir Next"/>
+                <w:color w:val="1A1A1A"/>
+                <w:sz w:val="22"/>
                 <w:szCs w:val="18"/>
               </w:rPr>
-              <w:tab/>
-            </w:r>
-            <w:r>
-              <w:rPr>
-                <w:rFonts w:ascii="Avenir Next" w:hAnsi="Avenir Next" w:cs="Avenir Next" w:eastAsia="Avenir Next"/>
-                <w:color w:val="1A1A1A"/>
-                <w:sz w:val="18"/>
-                <w:szCs w:val="18"/>
-              </w:rPr>
               <w:t xml:space="preserve">Fraction and decimal bases work the same way: (1/2)</w:t>
             </w:r>
             <w:r>
               <w:rPr>
                 <w:rFonts w:ascii="Avenir Next" w:hAnsi="Avenir Next" w:cs="Avenir Next" w:eastAsia="Avenir Next"/>
                 <w:color w:val="1A1A1A"/>
-                <w:sz w:val="18"/>
+                <w:sz w:val="22"/>
                 <w:szCs w:val="18"/>
                 <w:vertAlign w:val="superscript"/>
               </w:rPr>
@@ -2415,7 +2422,7 @@
               <w:rPr>
                 <w:rFonts w:ascii="Avenir Next" w:hAnsi="Avenir Next" w:cs="Avenir Next" w:eastAsia="Avenir Next"/>
                 <w:color w:val="1A1A1A"/>
-                <w:sz w:val="18"/>
+                <w:sz w:val="22"/>
                 <w:szCs w:val="18"/>
               </w:rPr>
               <w:t xml:space="preserve"> = 1/2 × 1/2 = 1/4.</w:t>
@@ -2430,6 +2437,7 @@
           </w:tcPr>
           <w:p>
             <w:pPr>
+              <w:pStyle w:val="Heading2"/>
               <w:spacing w:before="0" w:after="0" w:line="240" w:lineRule="auto"/>
             </w:pPr>
             <w:r>
@@ -2452,7 +2460,7 @@
               <w:rPr>
                 <w:rFonts w:ascii="Avenir Next" w:hAnsi="Avenir Next" w:cs="Avenir Next" w:eastAsia="Avenir Next"/>
                 <w:color w:val="1A1A1A"/>
-                <w:sz w:val="17"/>
+                <w:sz w:val="22"/>
                 <w:szCs w:val="17"/>
               </w:rPr>
               <w:t xml:space="preserve">Find the value of 2</w:t>
@@ -2461,7 +2469,7 @@
               <w:rPr>
                 <w:rFonts w:ascii="Avenir Next" w:hAnsi="Avenir Next" w:cs="Avenir Next" w:eastAsia="Avenir Next"/>
                 <w:color w:val="1A1A1A"/>
-                <w:sz w:val="17"/>
+                <w:sz w:val="22"/>
                 <w:szCs w:val="17"/>
                 <w:vertAlign w:val="superscript"/>
               </w:rPr>
@@ -2471,7 +2479,7 @@
               <w:rPr>
                 <w:rFonts w:ascii="Avenir Next" w:hAnsi="Avenir Next" w:cs="Avenir Next" w:eastAsia="Avenir Next"/>
                 <w:color w:val="1A1A1A"/>
-                <w:sz w:val="17"/>
+                <w:sz w:val="22"/>
                 <w:szCs w:val="17"/>
               </w:rPr>
               <w:t xml:space="preserve">.</w:t>
@@ -2490,25 +2498,25 @@
                 <w:rFonts w:ascii="Avenir Next" w:hAnsi="Avenir Next" w:cs="Avenir Next" w:eastAsia="Avenir Next"/>
                 <w:b/>
                 <w:color w:val="003A70"/>
+                <w:sz w:val="22"/>
+                <w:szCs w:val="17"/>
+              </w:rPr>
+              <w:t xml:space="preserve">Step 1</w:t>
+            </w:r>
+            <w:r>
+              <w:rPr>
+                <w:rFonts w:ascii="Avenir Next" w:hAnsi="Avenir Next" w:cs="Avenir Next" w:eastAsia="Avenir Next"/>
+                <w:color w:val="1A1A1A"/>
                 <w:sz w:val="17"/>
                 <w:szCs w:val="17"/>
               </w:rPr>
-              <w:t xml:space="preserve">Step 1</w:t>
-            </w:r>
-            <w:r>
-              <w:rPr>
-                <w:rFonts w:ascii="Avenir Next" w:hAnsi="Avenir Next" w:cs="Avenir Next" w:eastAsia="Avenir Next"/>
-                <w:color w:val="1A1A1A"/>
-                <w:sz w:val="17"/>
-                <w:szCs w:val="17"/>
-              </w:rPr>
               <w:tab/>
             </w:r>
             <w:r>
               <w:rPr>
                 <w:rFonts w:ascii="Avenir Next" w:hAnsi="Avenir Next" w:cs="Avenir Next" w:eastAsia="Avenir Next"/>
                 <w:color w:val="1A1A1A"/>
-                <w:sz w:val="17"/>
+                <w:sz w:val="22"/>
                 <w:szCs w:val="17"/>
               </w:rPr>
               <w:t xml:space="preserve">Expanded form: 2 × 2 × 2 × 2 × 2</w:t>
@@ -2527,25 +2535,25 @@
                 <w:rFonts w:ascii="Avenir Next" w:hAnsi="Avenir Next" w:cs="Avenir Next" w:eastAsia="Avenir Next"/>
                 <w:b/>
                 <w:color w:val="003A70"/>
+                <w:sz w:val="22"/>
+                <w:szCs w:val="17"/>
+              </w:rPr>
+              <w:t xml:space="preserve">Step 2</w:t>
+            </w:r>
+            <w:r>
+              <w:rPr>
+                <w:rFonts w:ascii="Avenir Next" w:hAnsi="Avenir Next" w:cs="Avenir Next" w:eastAsia="Avenir Next"/>
+                <w:color w:val="1A1A1A"/>
                 <w:sz w:val="17"/>
                 <w:szCs w:val="17"/>
               </w:rPr>
-              <w:t xml:space="preserve">Step 2</w:t>
-            </w:r>
-            <w:r>
-              <w:rPr>
-                <w:rFonts w:ascii="Avenir Next" w:hAnsi="Avenir Next" w:cs="Avenir Next" w:eastAsia="Avenir Next"/>
-                <w:color w:val="1A1A1A"/>
-                <w:sz w:val="17"/>
-                <w:szCs w:val="17"/>
-              </w:rPr>
               <w:tab/>
             </w:r>
             <w:r>
               <w:rPr>
                 <w:rFonts w:ascii="Avenir Next" w:hAnsi="Avenir Next" w:cs="Avenir Next" w:eastAsia="Avenir Next"/>
                 <w:color w:val="1A1A1A"/>
-                <w:sz w:val="17"/>
+                <w:sz w:val="22"/>
                 <w:szCs w:val="17"/>
               </w:rPr>
               <w:t xml:space="preserve">Multiply: 2 × 2 = 4, 4 × 2 = 8, 8 × 2 = 16, 16 × 2 = 32</w:t>
@@ -2564,28 +2572,28 @@
                 <w:rFonts w:ascii="Avenir Next" w:hAnsi="Avenir Next" w:cs="Avenir Next" w:eastAsia="Avenir Next"/>
                 <w:b/>
                 <w:color w:val="1A1A1A"/>
+                <w:sz w:val="22"/>
+                <w:szCs w:val="17"/>
+              </w:rPr>
+              <w:t xml:space="preserve">Answer</w:t>
+            </w:r>
+            <w:r>
+              <w:rPr>
+                <w:rFonts w:ascii="Avenir Next" w:hAnsi="Avenir Next" w:cs="Avenir Next" w:eastAsia="Avenir Next"/>
+                <w:color w:val="1A1A1A"/>
                 <w:sz w:val="17"/>
                 <w:szCs w:val="17"/>
               </w:rPr>
-              <w:t xml:space="preserve">Answer</w:t>
-            </w:r>
-            <w:r>
-              <w:rPr>
-                <w:rFonts w:ascii="Avenir Next" w:hAnsi="Avenir Next" w:cs="Avenir Next" w:eastAsia="Avenir Next"/>
-                <w:color w:val="1A1A1A"/>
-                <w:sz w:val="17"/>
+              <w:tab/>
+            </w:r>
+            <w:r>
+              <w:rPr>
+                <w:rFonts w:ascii="Avenir Next" w:hAnsi="Avenir Next" w:cs="Avenir Next" w:eastAsia="Avenir Next"/>
+                <w:b/>
+                <w:color w:val="1A1A1A"/>
+                <w:sz w:val="22"/>
                 <w:szCs w:val="17"/>
               </w:rPr>
-              <w:tab/>
-            </w:r>
-            <w:r>
-              <w:rPr>
-                <w:rFonts w:ascii="Avenir Next" w:hAnsi="Avenir Next" w:cs="Avenir Next" w:eastAsia="Avenir Next"/>
-                <w:b/>
-                <w:color w:val="1A1A1A"/>
-                <w:sz w:val="17"/>
-                <w:szCs w:val="17"/>
-              </w:rPr>
               <w:t xml:space="preserve">2</w:t>
             </w:r>
             <w:r>
@@ -2593,7 +2601,7 @@
                 <w:rFonts w:ascii="Avenir Next" w:hAnsi="Avenir Next" w:cs="Avenir Next" w:eastAsia="Avenir Next"/>
                 <w:b/>
                 <w:color w:val="1A1A1A"/>
-                <w:sz w:val="17"/>
+                <w:sz w:val="22"/>
                 <w:szCs w:val="17"/>
                 <w:vertAlign w:val="superscript"/>
               </w:rPr>
@@ -2604,7 +2612,7 @@
                 <w:rFonts w:ascii="Avenir Next" w:hAnsi="Avenir Next" w:cs="Avenir Next" w:eastAsia="Avenir Next"/>
                 <w:b/>
                 <w:color w:val="1A1A1A"/>
-                <w:sz w:val="17"/>
+                <w:sz w:val="22"/>
                 <w:szCs w:val="17"/>
               </w:rPr>
               <w:t xml:space="preserve"> = 32</w:t>
@@ -2615,6 +2623,7 @@
     </w:tbl>
     <w:p>
       <w:pPr>
+        <w:pStyle w:val="Heading2"/>
         <w:keepNext/>
         <w:pBdr>
           <w:bottom w:val="single" w:sz="8" w:space="3" w:color="003A70"/>
@@ -2630,7 +2639,7 @@
           <w:b/>
           <w:color w:val="003A70"/>
           <w:spacing w:val="14"/>
-          <w:sz w:val="19"/>
+          <w:sz w:val="22"/>
           <w:szCs w:val="19"/>
         </w:rPr>
         <w:t xml:space="preserve">PRACTICE</w:t>
@@ -2649,7 +2658,7 @@
           <w:rFonts w:ascii="Avenir Next" w:hAnsi="Avenir Next" w:cs="Avenir Next" w:eastAsia="Avenir Next"/>
           <w:i/>
           <w:color w:val="5A5F66"/>
-          <w:sz w:val="17"/>
+          <w:sz w:val="22"/>
           <w:szCs w:val="17"/>
         </w:rPr>
         <w:t xml:space="preserve">show your work · label units</w:t>
@@ -2669,25 +2678,25 @@
           <w:rFonts w:ascii="Avenir Next" w:hAnsi="Avenir Next" w:cs="Avenir Next" w:eastAsia="Avenir Next"/>
           <w:b/>
           <w:color w:val="1A1A1A"/>
+          <w:sz w:val="22"/>
+          <w:szCs w:val="20"/>
+        </w:rPr>
+        <w:t xml:space="preserve">1.</w:t>
+      </w:r>
+      <w:r>
+        <w:rPr>
+          <w:rFonts w:ascii="Avenir Next" w:hAnsi="Avenir Next" w:cs="Avenir Next" w:eastAsia="Avenir Next"/>
+          <w:color w:val="1A1A1A"/>
           <w:sz w:val="20"/>
           <w:szCs w:val="20"/>
         </w:rPr>
-        <w:t xml:space="preserve">1.</w:t>
-      </w:r>
-      <w:r>
-        <w:rPr>
-          <w:rFonts w:ascii="Avenir Next" w:hAnsi="Avenir Next" w:cs="Avenir Next" w:eastAsia="Avenir Next"/>
-          <w:color w:val="1A1A1A"/>
-          <w:sz w:val="20"/>
-          <w:szCs w:val="20"/>
-        </w:rPr>
         <w:tab/>
       </w:r>
       <w:r>
         <w:rPr>
           <w:rFonts w:ascii="Avenir Next" w:hAnsi="Avenir Next" w:cs="Avenir Next" w:eastAsia="Avenir Next"/>
           <w:color w:val="1A1A1A"/>
-          <w:sz w:val="20"/>
+          <w:sz w:val="22"/>
           <w:szCs w:val="20"/>
         </w:rPr>
         <w:t xml:space="preserve">Find the value of each power.</w:t>
@@ -2743,7 +2752,7 @@
                 <w:rFonts w:ascii="Avenir Next" w:hAnsi="Avenir Next" w:cs="Avenir Next" w:eastAsia="Avenir Next"/>
                 <w:b/>
                 <w:color w:val="003A70"/>
-                <w:sz w:val="20"/>
+                <w:sz w:val="22"/>
                 <w:szCs w:val="20"/>
               </w:rPr>
               <w:t xml:space="preserve">a.</w:t>
@@ -2761,7 +2770,7 @@
               <w:rPr>
                 <w:rFonts w:ascii="Avenir Next" w:hAnsi="Avenir Next" w:cs="Avenir Next" w:eastAsia="Avenir Next"/>
                 <w:color w:val="1A1A1A"/>
-                <w:sz w:val="20"/>
+                <w:sz w:val="22"/>
                 <w:szCs w:val="20"/>
               </w:rPr>
               <w:t xml:space="preserve">7</w:t>
@@ -2770,7 +2779,7 @@
               <w:rPr>
                 <w:rFonts w:ascii="Avenir Next" w:hAnsi="Avenir Next" w:cs="Avenir Next" w:eastAsia="Avenir Next"/>
                 <w:color w:val="1A1A1A"/>
-                <w:sz w:val="20"/>
+                <w:sz w:val="22"/>
                 <w:szCs w:val="20"/>
                 <w:vertAlign w:val="superscript"/>
               </w:rPr>
@@ -2780,7 +2789,7 @@
               <w:rPr>
                 <w:rFonts w:ascii="Avenir Next" w:hAnsi="Avenir Next" w:cs="Avenir Next" w:eastAsia="Avenir Next"/>
                 <w:color w:val="1A1A1A"/>
-                <w:sz w:val="20"/>
+                <w:sz w:val="22"/>
                 <w:szCs w:val="20"/>
               </w:rPr>
               <w:t xml:space="preserve"> =</w:t>
@@ -2824,7 +2833,7 @@
                 <w:rFonts w:ascii="Avenir Next" w:hAnsi="Avenir Next" w:cs="Avenir Next" w:eastAsia="Avenir Next"/>
                 <w:b/>
                 <w:color w:val="003A70"/>
-                <w:sz w:val="20"/>
+                <w:sz w:val="22"/>
                 <w:szCs w:val="20"/>
               </w:rPr>
               <w:t xml:space="preserve">b.</w:t>
@@ -2842,7 +2851,7 @@
               <w:rPr>
                 <w:rFonts w:ascii="Avenir Next" w:hAnsi="Avenir Next" w:cs="Avenir Next" w:eastAsia="Avenir Next"/>
                 <w:color w:val="1A1A1A"/>
-                <w:sz w:val="20"/>
+                <w:sz w:val="22"/>
                 <w:szCs w:val="20"/>
               </w:rPr>
               <w:t xml:space="preserve">3</w:t>
@@ -2851,7 +2860,7 @@
               <w:rPr>
                 <w:rFonts w:ascii="Avenir Next" w:hAnsi="Avenir Next" w:cs="Avenir Next" w:eastAsia="Avenir Next"/>
                 <w:color w:val="1A1A1A"/>
-                <w:sz w:val="20"/>
+                <w:sz w:val="22"/>
                 <w:szCs w:val="20"/>
                 <w:vertAlign w:val="superscript"/>
               </w:rPr>
@@ -2861,7 +2870,7 @@
               <w:rPr>
                 <w:rFonts w:ascii="Avenir Next" w:hAnsi="Avenir Next" w:cs="Avenir Next" w:eastAsia="Avenir Next"/>
                 <w:color w:val="1A1A1A"/>
-                <w:sz w:val="20"/>
+                <w:sz w:val="22"/>
                 <w:szCs w:val="20"/>
               </w:rPr>
               <w:t xml:space="preserve"> =</w:t>
@@ -2905,7 +2914,7 @@
                 <w:rFonts w:ascii="Avenir Next" w:hAnsi="Avenir Next" w:cs="Avenir Next" w:eastAsia="Avenir Next"/>
                 <w:b/>
                 <w:color w:val="003A70"/>
-                <w:sz w:val="20"/>
+                <w:sz w:val="22"/>
                 <w:szCs w:val="20"/>
               </w:rPr>
               <w:t xml:space="preserve">c.</w:t>
@@ -2923,7 +2932,7 @@
               <w:rPr>
                 <w:rFonts w:ascii="Avenir Next" w:hAnsi="Avenir Next" w:cs="Avenir Next" w:eastAsia="Avenir Next"/>
                 <w:color w:val="1A1A1A"/>
-                <w:sz w:val="20"/>
+                <w:sz w:val="22"/>
                 <w:szCs w:val="20"/>
               </w:rPr>
               <w:t xml:space="preserve">5</w:t>
@@ -2932,7 +2941,7 @@
               <w:rPr>
                 <w:rFonts w:ascii="Avenir Next" w:hAnsi="Avenir Next" w:cs="Avenir Next" w:eastAsia="Avenir Next"/>
                 <w:color w:val="1A1A1A"/>
-                <w:sz w:val="20"/>
+                <w:sz w:val="22"/>
                 <w:szCs w:val="20"/>
                 <w:vertAlign w:val="superscript"/>
               </w:rPr>
@@ -2942,7 +2951,7 @@
               <w:rPr>
                 <w:rFonts w:ascii="Avenir Next" w:hAnsi="Avenir Next" w:cs="Avenir Next" w:eastAsia="Avenir Next"/>
                 <w:color w:val="1A1A1A"/>
-                <w:sz w:val="20"/>
+                <w:sz w:val="22"/>
                 <w:szCs w:val="20"/>
               </w:rPr>
               <w:t xml:space="preserve"> =</w:t>
@@ -2992,7 +3001,7 @@
                 <w:rFonts w:ascii="Avenir Next" w:hAnsi="Avenir Next" w:cs="Avenir Next" w:eastAsia="Avenir Next"/>
                 <w:b/>
                 <w:color w:val="003A70"/>
-                <w:sz w:val="20"/>
+                <w:sz w:val="22"/>
                 <w:szCs w:val="20"/>
               </w:rPr>
               <w:t xml:space="preserve">d.</w:t>
@@ -3010,7 +3019,7 @@
               <w:rPr>
                 <w:rFonts w:ascii="Avenir Next" w:hAnsi="Avenir Next" w:cs="Avenir Next" w:eastAsia="Avenir Next"/>
                 <w:color w:val="1A1A1A"/>
-                <w:sz w:val="20"/>
+                <w:sz w:val="22"/>
                 <w:szCs w:val="20"/>
               </w:rPr>
               <w:t xml:space="preserve">10</w:t>
@@ -3019,7 +3028,7 @@
               <w:rPr>
                 <w:rFonts w:ascii="Avenir Next" w:hAnsi="Avenir Next" w:cs="Avenir Next" w:eastAsia="Avenir Next"/>
                 <w:color w:val="1A1A1A"/>
-                <w:sz w:val="20"/>
+                <w:sz w:val="22"/>
                 <w:szCs w:val="20"/>
                 <w:vertAlign w:val="superscript"/>
               </w:rPr>
@@ -3029,7 +3038,7 @@
               <w:rPr>
                 <w:rFonts w:ascii="Avenir Next" w:hAnsi="Avenir Next" w:cs="Avenir Next" w:eastAsia="Avenir Next"/>
                 <w:color w:val="1A1A1A"/>
-                <w:sz w:val="20"/>
+                <w:sz w:val="22"/>
                 <w:szCs w:val="20"/>
               </w:rPr>
               <w:t xml:space="preserve"> =</w:t>
@@ -3073,7 +3082,7 @@
                 <w:rFonts w:ascii="Avenir Next" w:hAnsi="Avenir Next" w:cs="Avenir Next" w:eastAsia="Avenir Next"/>
                 <w:b/>
                 <w:color w:val="003A70"/>
-                <w:sz w:val="20"/>
+                <w:sz w:val="22"/>
                 <w:szCs w:val="20"/>
               </w:rPr>
               <w:t xml:space="preserve">e.</w:t>
@@ -3091,7 +3100,7 @@
               <w:rPr>
                 <w:rFonts w:ascii="Avenir Next" w:hAnsi="Avenir Next" w:cs="Avenir Next" w:eastAsia="Avenir Next"/>
                 <w:color w:val="1A1A1A"/>
-                <w:sz w:val="20"/>
+                <w:sz w:val="22"/>
                 <w:szCs w:val="20"/>
               </w:rPr>
               <w:t xml:space="preserve">2</w:t>
@@ -3100,7 +3109,7 @@
               <w:rPr>
                 <w:rFonts w:ascii="Avenir Next" w:hAnsi="Avenir Next" w:cs="Avenir Next" w:eastAsia="Avenir Next"/>
                 <w:color w:val="1A1A1A"/>
-                <w:sz w:val="20"/>
+                <w:sz w:val="22"/>
                 <w:szCs w:val="20"/>
                 <w:vertAlign w:val="superscript"/>
               </w:rPr>
@@ -3110,7 +3119,7 @@
               <w:rPr>
                 <w:rFonts w:ascii="Avenir Next" w:hAnsi="Avenir Next" w:cs="Avenir Next" w:eastAsia="Avenir Next"/>
                 <w:color w:val="1A1A1A"/>
-                <w:sz w:val="20"/>
+                <w:sz w:val="22"/>
                 <w:szCs w:val="20"/>
               </w:rPr>
               <w:t xml:space="preserve"> =</w:t>
@@ -3154,7 +3163,7 @@
                 <w:rFonts w:ascii="Avenir Next" w:hAnsi="Avenir Next" w:cs="Avenir Next" w:eastAsia="Avenir Next"/>
                 <w:b/>
                 <w:color w:val="003A70"/>
-                <w:sz w:val="20"/>
+                <w:sz w:val="22"/>
                 <w:szCs w:val="20"/>
               </w:rPr>
               <w:t xml:space="preserve">f.</w:t>
@@ -3172,7 +3181,7 @@
               <w:rPr>
                 <w:rFonts w:ascii="Avenir Next" w:hAnsi="Avenir Next" w:cs="Avenir Next" w:eastAsia="Avenir Next"/>
                 <w:color w:val="1A1A1A"/>
-                <w:sz w:val="20"/>
+                <w:sz w:val="22"/>
                 <w:szCs w:val="20"/>
               </w:rPr>
               <w:t xml:space="preserve">1</w:t>
@@ -3181,7 +3190,7 @@
               <w:rPr>
                 <w:rFonts w:ascii="Avenir Next" w:hAnsi="Avenir Next" w:cs="Avenir Next" w:eastAsia="Avenir Next"/>
                 <w:color w:val="1A1A1A"/>
-                <w:sz w:val="20"/>
+                <w:sz w:val="22"/>
                 <w:szCs w:val="20"/>
                 <w:vertAlign w:val="superscript"/>
               </w:rPr>
@@ -3191,7 +3200,7 @@
               <w:rPr>
                 <w:rFonts w:ascii="Avenir Next" w:hAnsi="Avenir Next" w:cs="Avenir Next" w:eastAsia="Avenir Next"/>
                 <w:color w:val="1A1A1A"/>
-                <w:sz w:val="20"/>
+                <w:sz w:val="22"/>
                 <w:szCs w:val="20"/>
               </w:rPr>
               <w:t xml:space="preserve"> =</w:t>
@@ -3238,25 +3247,25 @@
           <w:rFonts w:ascii="Avenir Next" w:hAnsi="Avenir Next" w:cs="Avenir Next" w:eastAsia="Avenir Next"/>
           <w:b/>
           <w:color w:val="1A1A1A"/>
+          <w:sz w:val="22"/>
+          <w:szCs w:val="20"/>
+        </w:rPr>
+        <w:t xml:space="preserve">2.</w:t>
+      </w:r>
+      <w:r>
+        <w:rPr>
+          <w:rFonts w:ascii="Avenir Next" w:hAnsi="Avenir Next" w:cs="Avenir Next" w:eastAsia="Avenir Next"/>
+          <w:color w:val="1A1A1A"/>
           <w:sz w:val="20"/>
           <w:szCs w:val="20"/>
         </w:rPr>
-        <w:t xml:space="preserve">2.</w:t>
-      </w:r>
-      <w:r>
-        <w:rPr>
-          <w:rFonts w:ascii="Avenir Next" w:hAnsi="Avenir Next" w:cs="Avenir Next" w:eastAsia="Avenir Next"/>
-          <w:color w:val="1A1A1A"/>
-          <w:sz w:val="20"/>
-          <w:szCs w:val="20"/>
-        </w:rPr>
         <w:tab/>
       </w:r>
       <w:r>
         <w:rPr>
           <w:rFonts w:ascii="Avenir Next" w:hAnsi="Avenir Next" w:cs="Avenir Next" w:eastAsia="Avenir Next"/>
           <w:color w:val="1A1A1A"/>
-          <w:sz w:val="20"/>
+          <w:sz w:val="22"/>
           <w:szCs w:val="20"/>
         </w:rPr>
         <w:t xml:space="preserve">Find the value. Write fractions in simplest form.</w:t>
@@ -3311,7 +3320,7 @@
                 <w:rFonts w:ascii="Avenir Next" w:hAnsi="Avenir Next" w:cs="Avenir Next" w:eastAsia="Avenir Next"/>
                 <w:b/>
                 <w:color w:val="003A70"/>
-                <w:sz w:val="20"/>
+                <w:sz w:val="22"/>
                 <w:szCs w:val="20"/>
               </w:rPr>
               <w:t xml:space="preserve">a.</w:t>
@@ -3329,7 +3338,7 @@
               <w:rPr>
                 <w:rFonts w:ascii="Avenir Next" w:hAnsi="Avenir Next" w:cs="Avenir Next" w:eastAsia="Avenir Next"/>
                 <w:color w:val="1A1A1A"/>
-                <w:sz w:val="20"/>
+                <w:sz w:val="22"/>
                 <w:szCs w:val="20"/>
               </w:rPr>
               <w:t xml:space="preserve">(1/2)</w:t>
@@ -3338,7 +3347,7 @@
               <w:rPr>
                 <w:rFonts w:ascii="Avenir Next" w:hAnsi="Avenir Next" w:cs="Avenir Next" w:eastAsia="Avenir Next"/>
                 <w:color w:val="1A1A1A"/>
-                <w:sz w:val="20"/>
+                <w:sz w:val="22"/>
                 <w:szCs w:val="20"/>
                 <w:vertAlign w:val="superscript"/>
               </w:rPr>
@@ -3348,7 +3357,7 @@
               <w:rPr>
                 <w:rFonts w:ascii="Avenir Next" w:hAnsi="Avenir Next" w:cs="Avenir Next" w:eastAsia="Avenir Next"/>
                 <w:color w:val="1A1A1A"/>
-                <w:sz w:val="20"/>
+                <w:sz w:val="22"/>
                 <w:szCs w:val="20"/>
               </w:rPr>
               <w:t xml:space="preserve"> =</w:t>
@@ -3392,7 +3401,7 @@
                 <w:rFonts w:ascii="Avenir Next" w:hAnsi="Avenir Next" w:cs="Avenir Next" w:eastAsia="Avenir Next"/>
                 <w:b/>
                 <w:color w:val="003A70"/>
-                <w:sz w:val="20"/>
+                <w:sz w:val="22"/>
                 <w:szCs w:val="20"/>
               </w:rPr>
               <w:t xml:space="preserve">b.</w:t>
@@ -3410,7 +3419,7 @@
               <w:rPr>
                 <w:rFonts w:ascii="Avenir Next" w:hAnsi="Avenir Next" w:cs="Avenir Next" w:eastAsia="Avenir Next"/>
                 <w:color w:val="1A1A1A"/>
-                <w:sz w:val="20"/>
+                <w:sz w:val="22"/>
                 <w:szCs w:val="20"/>
               </w:rPr>
               <w:t xml:space="preserve">0.3</w:t>
@@ -3419,7 +3428,7 @@
               <w:rPr>
                 <w:rFonts w:ascii="Avenir Next" w:hAnsi="Avenir Next" w:cs="Avenir Next" w:eastAsia="Avenir Next"/>
                 <w:color w:val="1A1A1A"/>
-                <w:sz w:val="20"/>
+                <w:sz w:val="22"/>
                 <w:szCs w:val="20"/>
                 <w:vertAlign w:val="superscript"/>
               </w:rPr>
@@ -3429,7 +3438,7 @@
               <w:rPr>
                 <w:rFonts w:ascii="Avenir Next" w:hAnsi="Avenir Next" w:cs="Avenir Next" w:eastAsia="Avenir Next"/>
                 <w:color w:val="1A1A1A"/>
-                <w:sz w:val="20"/>
+                <w:sz w:val="22"/>
                 <w:szCs w:val="20"/>
               </w:rPr>
               <w:t xml:space="preserve"> =</w:t>
@@ -3476,25 +3485,25 @@
           <w:rFonts w:ascii="Avenir Next" w:hAnsi="Avenir Next" w:cs="Avenir Next" w:eastAsia="Avenir Next"/>
           <w:b/>
           <w:color w:val="1A1A1A"/>
+          <w:sz w:val="22"/>
+          <w:szCs w:val="20"/>
+        </w:rPr>
+        <w:t xml:space="preserve">3.</w:t>
+      </w:r>
+      <w:r>
+        <w:rPr>
+          <w:rFonts w:ascii="Avenir Next" w:hAnsi="Avenir Next" w:cs="Avenir Next" w:eastAsia="Avenir Next"/>
+          <w:color w:val="1A1A1A"/>
           <w:sz w:val="20"/>
           <w:szCs w:val="20"/>
         </w:rPr>
-        <w:t xml:space="preserve">3.</w:t>
-      </w:r>
-      <w:r>
-        <w:rPr>
-          <w:rFonts w:ascii="Avenir Next" w:hAnsi="Avenir Next" w:cs="Avenir Next" w:eastAsia="Avenir Next"/>
-          <w:color w:val="1A1A1A"/>
-          <w:sz w:val="20"/>
-          <w:szCs w:val="20"/>
-        </w:rPr>
         <w:tab/>
       </w:r>
       <w:r>
         <w:rPr>
           <w:rFonts w:ascii="Avenir Next" w:hAnsi="Avenir Next" w:cs="Avenir Next" w:eastAsia="Avenir Next"/>
           <w:color w:val="1A1A1A"/>
-          <w:sz w:val="20"/>
+          <w:sz w:val="22"/>
           <w:szCs w:val="20"/>
         </w:rPr>
         <w:t xml:space="preserve">Write each number as a power of the given base.</w:t>
@@ -3549,7 +3558,7 @@
                 <w:rFonts w:ascii="Avenir Next" w:hAnsi="Avenir Next" w:cs="Avenir Next" w:eastAsia="Avenir Next"/>
                 <w:b/>
                 <w:color w:val="003A70"/>
-                <w:sz w:val="20"/>
+                <w:sz w:val="22"/>
                 <w:szCs w:val="20"/>
               </w:rPr>
               <w:t xml:space="preserve">a.</w:t>
@@ -3567,7 +3576,7 @@
               <w:rPr>
                 <w:rFonts w:ascii="Avenir Next" w:hAnsi="Avenir Next" w:cs="Avenir Next" w:eastAsia="Avenir Next"/>
                 <w:color w:val="1A1A1A"/>
-                <w:sz w:val="20"/>
+                <w:sz w:val="22"/>
                 <w:szCs w:val="20"/>
               </w:rPr>
               <w:t xml:space="preserve">27 as a power of 3:</w:t>
@@ -3611,7 +3620,7 @@
                 <w:rFonts w:ascii="Avenir Next" w:hAnsi="Avenir Next" w:cs="Avenir Next" w:eastAsia="Avenir Next"/>
                 <w:b/>
                 <w:color w:val="003A70"/>
-                <w:sz w:val="20"/>
+                <w:sz w:val="22"/>
                 <w:szCs w:val="20"/>
               </w:rPr>
               <w:t xml:space="preserve">b.</w:t>
@@ -3629,7 +3638,7 @@
               <w:rPr>
                 <w:rFonts w:ascii="Avenir Next" w:hAnsi="Avenir Next" w:cs="Avenir Next" w:eastAsia="Avenir Next"/>
                 <w:color w:val="1A1A1A"/>
-                <w:sz w:val="20"/>
+                <w:sz w:val="22"/>
                 <w:szCs w:val="20"/>
               </w:rPr>
               <w:t xml:space="preserve">10,000 as a power of 10:</w:t>
@@ -3715,7 +3724,7 @@
                 <w:rFonts w:ascii="Avenir Next" w:hAnsi="Avenir Next" w:cs="Avenir Next" w:eastAsia="Avenir Next"/>
                 <w:b/>
                 <w:color w:val="1A1A1A"/>
-                <w:sz w:val="20"/>
+                <w:sz w:val="22"/>
                 <w:szCs w:val="20"/>
               </w:rPr>
               <w:t xml:space="preserve">4.</w:t>
@@ -3734,7 +3743,7 @@
                 <w:rFonts w:ascii="Avenir Next" w:hAnsi="Avenir Next" w:cs="Avenir Next" w:eastAsia="Avenir Next"/>
                 <w:b/>
                 <w:color w:val="1A1A1A"/>
-                <w:sz w:val="20"/>
+                <w:sz w:val="22"/>
                 <w:szCs w:val="20"/>
               </w:rPr>
               <w:t xml:space="preserve">Storage Cube.  </w:t>
@@ -3743,7 +3752,7 @@
               <w:rPr>
                 <w:rFonts w:ascii="Avenir Next" w:hAnsi="Avenir Next" w:cs="Avenir Next" w:eastAsia="Avenir Next"/>
                 <w:color w:val="1A1A1A"/>
-                <w:sz w:val="20"/>
+                <w:sz w:val="22"/>
                 <w:szCs w:val="20"/>
               </w:rPr>
               <w:t xml:space="preserve">A storage cube has edges that are 7 inches long. Its volume is 7</w:t>
@@ -3752,7 +3761,7 @@
               <w:rPr>
                 <w:rFonts w:ascii="Avenir Next" w:hAnsi="Avenir Next" w:cs="Avenir Next" w:eastAsia="Avenir Next"/>
                 <w:color w:val="1A1A1A"/>
-                <w:sz w:val="20"/>
+                <w:sz w:val="22"/>
                 <w:szCs w:val="20"/>
                 <w:vertAlign w:val="superscript"/>
               </w:rPr>
@@ -3762,7 +3771,7 @@
               <w:rPr>
                 <w:rFonts w:ascii="Avenir Next" w:hAnsi="Avenir Next" w:cs="Avenir Next" w:eastAsia="Avenir Next"/>
                 <w:color w:val="1A1A1A"/>
-                <w:sz w:val="20"/>
+                <w:sz w:val="22"/>
                 <w:szCs w:val="20"/>
               </w:rPr>
               <w:t xml:space="preserve"> cubic inches. Find the volume.</w:t>
@@ -3839,25 +3848,25 @@
                 <w:rFonts w:ascii="Avenir Next" w:hAnsi="Avenir Next" w:cs="Avenir Next" w:eastAsia="Avenir Next"/>
                 <w:b/>
                 <w:color w:val="1A1A1A"/>
+                <w:sz w:val="22"/>
+                <w:szCs w:val="18"/>
+              </w:rPr>
+              <w:t xml:space="preserve">Answer</w:t>
+            </w:r>
+            <w:r>
+              <w:rPr>
+                <w:rFonts w:ascii="Avenir Next" w:hAnsi="Avenir Next" w:cs="Avenir Next" w:eastAsia="Avenir Next"/>
+                <w:color w:val="1A1A1A"/>
                 <w:sz w:val="18"/>
                 <w:szCs w:val="18"/>
               </w:rPr>
-              <w:t xml:space="preserve">Answer</w:t>
-            </w:r>
-            <w:r>
-              <w:rPr>
-                <w:rFonts w:ascii="Avenir Next" w:hAnsi="Avenir Next" w:cs="Avenir Next" w:eastAsia="Avenir Next"/>
-                <w:color w:val="1A1A1A"/>
-                <w:sz w:val="18"/>
-                <w:szCs w:val="18"/>
-              </w:rPr>
               <w:tab/>
             </w:r>
             <w:r>
               <w:rPr>
                 <w:rFonts w:ascii="Avenir Next" w:hAnsi="Avenir Next" w:cs="Avenir Next" w:eastAsia="Avenir Next"/>
                 <w:color w:val="1A1A1A"/>
-                <w:sz w:val="18"/>
+                <w:sz w:val="22"/>
                 <w:szCs w:val="18"/>
               </w:rPr>
               <w:t xml:space="preserve">  in³</w:t>
@@ -3881,7 +3890,7 @@
               <w:drawing>
                 <wp:inline distT="0" distB="0" distL="0" distR="0">
                   <wp:extent cx="1371600" cy="1118178"/>
-                  <wp:docPr id="1" name="Figure 1"/>
+                  <wp:docPr id="1" name="Figure 1" descr="Rectangular prism. Length 7 in, width 7 in, height 7 in."/>
                   <a:graphic xmlns:a="http://schemas.openxmlformats.org/drawingml/2006/main">
                     <a:graphicData uri="http://schemas.openxmlformats.org/drawingml/2006/picture">
                       <pic:pic xmlns:pic="http://schemas.openxmlformats.org/drawingml/2006/picture">
@@ -3933,54 +3942,54 @@
           <w:rFonts w:ascii="Avenir Next" w:hAnsi="Avenir Next" w:cs="Avenir Next" w:eastAsia="Avenir Next"/>
           <w:b/>
           <w:color w:val="1A1A1A"/>
+          <w:sz w:val="22"/>
+          <w:szCs w:val="20"/>
+        </w:rPr>
+        <w:t xml:space="preserve">5.</w:t>
+      </w:r>
+      <w:r>
+        <w:rPr>
+          <w:rFonts w:ascii="Avenir Next" w:hAnsi="Avenir Next" w:cs="Avenir Next" w:eastAsia="Avenir Next"/>
+          <w:color w:val="1A1A1A"/>
           <w:sz w:val="20"/>
           <w:szCs w:val="20"/>
         </w:rPr>
-        <w:t xml:space="preserve">5.</w:t>
-      </w:r>
-      <w:r>
-        <w:rPr>
-          <w:rFonts w:ascii="Avenir Next" w:hAnsi="Avenir Next" w:cs="Avenir Next" w:eastAsia="Avenir Next"/>
-          <w:color w:val="1A1A1A"/>
-          <w:sz w:val="20"/>
+        <w:tab/>
+      </w:r>
+      <w:r>
+        <w:rPr>
+          <w:rFonts w:ascii="Avenir Next" w:hAnsi="Avenir Next" w:cs="Avenir Next" w:eastAsia="Avenir Next"/>
+          <w:b/>
+          <w:color w:val="1A1A1A"/>
+          <w:sz w:val="22"/>
           <w:szCs w:val="20"/>
         </w:rPr>
-        <w:tab/>
+        <w:t xml:space="preserve">Compare.  </w:t>
+      </w:r>
+      <w:r>
+        <w:rPr>
+          <w:rFonts w:ascii="Avenir Next" w:hAnsi="Avenir Next" w:cs="Avenir Next" w:eastAsia="Avenir Next"/>
+          <w:color w:val="1A1A1A"/>
+          <w:sz w:val="22"/>
+          <w:szCs w:val="20"/>
+        </w:rPr>
+        <w:t xml:space="preserve">Select the </w:t>
       </w:r>
       <w:r>
         <w:rPr>
           <w:rFonts w:ascii="Avenir Next" w:hAnsi="Avenir Next" w:cs="Avenir Next" w:eastAsia="Avenir Next"/>
           <w:b/>
           <w:color w:val="1A1A1A"/>
-          <w:sz w:val="20"/>
+          <w:sz w:val="22"/>
           <w:szCs w:val="20"/>
         </w:rPr>
-        <w:t xml:space="preserve">Compare.  </w:t>
-      </w:r>
-      <w:r>
-        <w:rPr>
-          <w:rFonts w:ascii="Avenir Next" w:hAnsi="Avenir Next" w:cs="Avenir Next" w:eastAsia="Avenir Next"/>
-          <w:color w:val="1A1A1A"/>
-          <w:sz w:val="20"/>
-          <w:szCs w:val="20"/>
-        </w:rPr>
-        <w:t xml:space="preserve">Select the </w:t>
-      </w:r>
-      <w:r>
-        <w:rPr>
-          <w:rFonts w:ascii="Avenir Next" w:hAnsi="Avenir Next" w:cs="Avenir Next" w:eastAsia="Avenir Next"/>
-          <w:b/>
-          <w:color w:val="1A1A1A"/>
-          <w:sz w:val="20"/>
-          <w:szCs w:val="20"/>
-        </w:rPr>
         <w:t xml:space="preserve">two</w:t>
       </w:r>
       <w:r>
         <w:rPr>
           <w:rFonts w:ascii="Avenir Next" w:hAnsi="Avenir Next" w:cs="Avenir Next" w:eastAsia="Avenir Next"/>
           <w:color w:val="1A1A1A"/>
-          <w:sz w:val="20"/>
+          <w:sz w:val="22"/>
           <w:szCs w:val="20"/>
         </w:rPr>
         <w:t xml:space="preserve"> powers that have the same value.</w:t>
@@ -4051,25 +4060,25 @@
                 <w:rFonts w:ascii="Avenir Next" w:hAnsi="Avenir Next" w:cs="Avenir Next" w:eastAsia="Avenir Next"/>
                 <w:b/>
                 <w:color w:val="003A70"/>
+                <w:sz w:val="22"/>
+                <w:szCs w:val="19"/>
+              </w:rPr>
+              <w:t xml:space="preserve">A</w:t>
+            </w:r>
+            <w:r>
+              <w:rPr>
+                <w:rFonts w:ascii="Avenir Next" w:hAnsi="Avenir Next" w:cs="Avenir Next" w:eastAsia="Avenir Next"/>
+                <w:color w:val="1A1A1A"/>
                 <w:sz w:val="19"/>
                 <w:szCs w:val="19"/>
               </w:rPr>
-              <w:t xml:space="preserve">A</w:t>
-            </w:r>
-            <w:r>
-              <w:rPr>
-                <w:rFonts w:ascii="Avenir Next" w:hAnsi="Avenir Next" w:cs="Avenir Next" w:eastAsia="Avenir Next"/>
-                <w:color w:val="1A1A1A"/>
-                <w:sz w:val="19"/>
-                <w:szCs w:val="19"/>
-              </w:rPr>
               <w:t xml:space="preserve">  </w:t>
             </w:r>
             <w:r>
               <w:rPr>
                 <w:rFonts w:ascii="Avenir Next" w:hAnsi="Avenir Next" w:cs="Avenir Next" w:eastAsia="Avenir Next"/>
                 <w:color w:val="1A1A1A"/>
-                <w:sz w:val="19"/>
+                <w:sz w:val="22"/>
                 <w:szCs w:val="19"/>
               </w:rPr>
               <w:t xml:space="preserve">2</w:t>
@@ -4078,7 +4087,7 @@
               <w:rPr>
                 <w:rFonts w:ascii="Avenir Next" w:hAnsi="Avenir Next" w:cs="Avenir Next" w:eastAsia="Avenir Next"/>
                 <w:color w:val="1A1A1A"/>
-                <w:sz w:val="19"/>
+                <w:sz w:val="22"/>
                 <w:szCs w:val="19"/>
                 <w:vertAlign w:val="superscript"/>
               </w:rPr>
@@ -4119,25 +4128,25 @@
                 <w:rFonts w:ascii="Avenir Next" w:hAnsi="Avenir Next" w:cs="Avenir Next" w:eastAsia="Avenir Next"/>
                 <w:b/>
                 <w:color w:val="003A70"/>
+                <w:sz w:val="22"/>
+                <w:szCs w:val="19"/>
+              </w:rPr>
+              <w:t xml:space="preserve">B</w:t>
+            </w:r>
+            <w:r>
+              <w:rPr>
+                <w:rFonts w:ascii="Avenir Next" w:hAnsi="Avenir Next" w:cs="Avenir Next" w:eastAsia="Avenir Next"/>
+                <w:color w:val="1A1A1A"/>
                 <w:sz w:val="19"/>
                 <w:szCs w:val="19"/>
               </w:rPr>
-              <w:t xml:space="preserve">B</w:t>
-            </w:r>
-            <w:r>
-              <w:rPr>
-                <w:rFonts w:ascii="Avenir Next" w:hAnsi="Avenir Next" w:cs="Avenir Next" w:eastAsia="Avenir Next"/>
-                <w:color w:val="1A1A1A"/>
-                <w:sz w:val="19"/>
-                <w:szCs w:val="19"/>
-              </w:rPr>
               <w:t xml:space="preserve">  </w:t>
             </w:r>
             <w:r>
               <w:rPr>
                 <w:rFonts w:ascii="Avenir Next" w:hAnsi="Avenir Next" w:cs="Avenir Next" w:eastAsia="Avenir Next"/>
                 <w:color w:val="1A1A1A"/>
-                <w:sz w:val="19"/>
+                <w:sz w:val="22"/>
                 <w:szCs w:val="19"/>
               </w:rPr>
               <w:t xml:space="preserve">6</w:t>
@@ -4146,7 +4155,7 @@
               <w:rPr>
                 <w:rFonts w:ascii="Avenir Next" w:hAnsi="Avenir Next" w:cs="Avenir Next" w:eastAsia="Avenir Next"/>
                 <w:color w:val="1A1A1A"/>
-                <w:sz w:val="19"/>
+                <w:sz w:val="22"/>
                 <w:szCs w:val="19"/>
                 <w:vertAlign w:val="superscript"/>
               </w:rPr>
@@ -4187,25 +4196,25 @@
                 <w:rFonts w:ascii="Avenir Next" w:hAnsi="Avenir Next" w:cs="Avenir Next" w:eastAsia="Avenir Next"/>
                 <w:b/>
                 <w:color w:val="003A70"/>
+                <w:sz w:val="22"/>
+                <w:szCs w:val="19"/>
+              </w:rPr>
+              <w:t xml:space="preserve">C</w:t>
+            </w:r>
+            <w:r>
+              <w:rPr>
+                <w:rFonts w:ascii="Avenir Next" w:hAnsi="Avenir Next" w:cs="Avenir Next" w:eastAsia="Avenir Next"/>
+                <w:color w:val="1A1A1A"/>
                 <w:sz w:val="19"/>
                 <w:szCs w:val="19"/>
               </w:rPr>
-              <w:t xml:space="preserve">C</w:t>
-            </w:r>
-            <w:r>
-              <w:rPr>
-                <w:rFonts w:ascii="Avenir Next" w:hAnsi="Avenir Next" w:cs="Avenir Next" w:eastAsia="Avenir Next"/>
-                <w:color w:val="1A1A1A"/>
-                <w:sz w:val="19"/>
-                <w:szCs w:val="19"/>
-              </w:rPr>
               <w:t xml:space="preserve">  </w:t>
             </w:r>
             <w:r>
               <w:rPr>
                 <w:rFonts w:ascii="Avenir Next" w:hAnsi="Avenir Next" w:cs="Avenir Next" w:eastAsia="Avenir Next"/>
                 <w:color w:val="1A1A1A"/>
-                <w:sz w:val="19"/>
+                <w:sz w:val="22"/>
                 <w:szCs w:val="19"/>
               </w:rPr>
               <w:t xml:space="preserve">4</w:t>
@@ -4214,7 +4223,7 @@
               <w:rPr>
                 <w:rFonts w:ascii="Avenir Next" w:hAnsi="Avenir Next" w:cs="Avenir Next" w:eastAsia="Avenir Next"/>
                 <w:color w:val="1A1A1A"/>
-                <w:sz w:val="19"/>
+                <w:sz w:val="22"/>
                 <w:szCs w:val="19"/>
                 <w:vertAlign w:val="superscript"/>
               </w:rPr>
@@ -4255,25 +4264,25 @@
                 <w:rFonts w:ascii="Avenir Next" w:hAnsi="Avenir Next" w:cs="Avenir Next" w:eastAsia="Avenir Next"/>
                 <w:b/>
                 <w:color w:val="003A70"/>
+                <w:sz w:val="22"/>
+                <w:szCs w:val="19"/>
+              </w:rPr>
+              <w:t xml:space="preserve">D</w:t>
+            </w:r>
+            <w:r>
+              <w:rPr>
+                <w:rFonts w:ascii="Avenir Next" w:hAnsi="Avenir Next" w:cs="Avenir Next" w:eastAsia="Avenir Next"/>
+                <w:color w:val="1A1A1A"/>
                 <w:sz w:val="19"/>
                 <w:szCs w:val="19"/>
               </w:rPr>
-              <w:t xml:space="preserve">D</w:t>
-            </w:r>
-            <w:r>
-              <w:rPr>
-                <w:rFonts w:ascii="Avenir Next" w:hAnsi="Avenir Next" w:cs="Avenir Next" w:eastAsia="Avenir Next"/>
-                <w:color w:val="1A1A1A"/>
-                <w:sz w:val="19"/>
-                <w:szCs w:val="19"/>
-              </w:rPr>
               <w:t xml:space="preserve">  </w:t>
             </w:r>
             <w:r>
               <w:rPr>
                 <w:rFonts w:ascii="Avenir Next" w:hAnsi="Avenir Next" w:cs="Avenir Next" w:eastAsia="Avenir Next"/>
                 <w:color w:val="1A1A1A"/>
-                <w:sz w:val="19"/>
+                <w:sz w:val="22"/>
                 <w:szCs w:val="19"/>
               </w:rPr>
               <w:t xml:space="preserve">3</w:t>
@@ -4282,7 +4291,7 @@
               <w:rPr>
                 <w:rFonts w:ascii="Avenir Next" w:hAnsi="Avenir Next" w:cs="Avenir Next" w:eastAsia="Avenir Next"/>
                 <w:color w:val="1A1A1A"/>
-                <w:sz w:val="19"/>
+                <w:sz w:val="22"/>
                 <w:szCs w:val="19"/>
                 <w:vertAlign w:val="superscript"/>
               </w:rPr>
@@ -4299,6 +4308,7 @@
     </w:p>
     <w:p>
       <w:pPr>
+        <w:pStyle w:val="Heading2"/>
         <w:keepNext/>
         <w:pBdr>
           <w:bottom w:val="single" w:sz="8" w:space="3" w:color="003A70"/>
@@ -4314,7 +4324,7 @@
           <w:b/>
           <w:color w:val="003A70"/>
           <w:spacing w:val="14"/>
-          <w:sz w:val="19"/>
+          <w:sz w:val="22"/>
           <w:szCs w:val="19"/>
         </w:rPr>
         <w:t xml:space="preserve">TEST PRACTICE</w:t>
@@ -4333,7 +4343,7 @@
           <w:rFonts w:ascii="Avenir Next" w:hAnsi="Avenir Next" w:cs="Avenir Next" w:eastAsia="Avenir Next"/>
           <w:i/>
           <w:color w:val="5A5F66"/>
-          <w:sz w:val="17"/>
+          <w:sz w:val="22"/>
           <w:szCs w:val="17"/>
         </w:rPr>
         <w:t xml:space="preserve">choose the best answer</w:t>
@@ -4353,34 +4363,34 @@
           <w:rFonts w:ascii="Avenir Next" w:hAnsi="Avenir Next" w:cs="Avenir Next" w:eastAsia="Avenir Next"/>
           <w:b/>
           <w:color w:val="1A1A1A"/>
+          <w:sz w:val="22"/>
+          <w:szCs w:val="20"/>
+        </w:rPr>
+        <w:t xml:space="preserve">6.</w:t>
+      </w:r>
+      <w:r>
+        <w:rPr>
+          <w:rFonts w:ascii="Avenir Next" w:hAnsi="Avenir Next" w:cs="Avenir Next" w:eastAsia="Avenir Next"/>
+          <w:color w:val="1A1A1A"/>
           <w:sz w:val="20"/>
           <w:szCs w:val="20"/>
         </w:rPr>
-        <w:t xml:space="preserve">6.</w:t>
-      </w:r>
-      <w:r>
-        <w:rPr>
-          <w:rFonts w:ascii="Avenir Next" w:hAnsi="Avenir Next" w:cs="Avenir Next" w:eastAsia="Avenir Next"/>
-          <w:color w:val="1A1A1A"/>
-          <w:sz w:val="20"/>
+        <w:tab/>
+      </w:r>
+      <w:r>
+        <w:rPr>
+          <w:rFonts w:ascii="Avenir Next" w:hAnsi="Avenir Next" w:cs="Avenir Next" w:eastAsia="Avenir Next"/>
+          <w:color w:val="1A1A1A"/>
+          <w:sz w:val="22"/>
           <w:szCs w:val="20"/>
         </w:rPr>
-        <w:tab/>
-      </w:r>
-      <w:r>
-        <w:rPr>
-          <w:rFonts w:ascii="Avenir Next" w:hAnsi="Avenir Next" w:cs="Avenir Next" w:eastAsia="Avenir Next"/>
-          <w:color w:val="1A1A1A"/>
-          <w:sz w:val="20"/>
-          <w:szCs w:val="20"/>
-        </w:rPr>
         <w:t xml:space="preserve">What is the value of 4</w:t>
       </w:r>
       <w:r>
         <w:rPr>
           <w:rFonts w:ascii="Avenir Next" w:hAnsi="Avenir Next" w:cs="Avenir Next" w:eastAsia="Avenir Next"/>
           <w:color w:val="1A1A1A"/>
-          <w:sz w:val="20"/>
+          <w:sz w:val="22"/>
           <w:szCs w:val="20"/>
           <w:vertAlign w:val="superscript"/>
         </w:rPr>
@@ -4390,7 +4400,7 @@
         <w:rPr>
           <w:rFonts w:ascii="Avenir Next" w:hAnsi="Avenir Next" w:cs="Avenir Next" w:eastAsia="Avenir Next"/>
           <w:color w:val="1A1A1A"/>
-          <w:sz w:val="20"/>
+          <w:sz w:val="22"/>
           <w:szCs w:val="20"/>
         </w:rPr>
         <w:t xml:space="preserve">?</w:t>
@@ -4446,25 +4456,25 @@
                 <w:rFonts w:ascii="Avenir Next" w:hAnsi="Avenir Next" w:cs="Avenir Next" w:eastAsia="Avenir Next"/>
                 <w:b/>
                 <w:color w:val="003A70"/>
+                <w:sz w:val="22"/>
+                <w:szCs w:val="19"/>
+              </w:rPr>
+              <w:t xml:space="preserve">A</w:t>
+            </w:r>
+            <w:r>
+              <w:rPr>
+                <w:rFonts w:ascii="Avenir Next" w:hAnsi="Avenir Next" w:cs="Avenir Next" w:eastAsia="Avenir Next"/>
+                <w:color w:val="1A1A1A"/>
                 <w:sz w:val="19"/>
                 <w:szCs w:val="19"/>
               </w:rPr>
-              <w:t xml:space="preserve">A</w:t>
-            </w:r>
-            <w:r>
-              <w:rPr>
-                <w:rFonts w:ascii="Avenir Next" w:hAnsi="Avenir Next" w:cs="Avenir Next" w:eastAsia="Avenir Next"/>
-                <w:color w:val="1A1A1A"/>
-                <w:sz w:val="19"/>
-                <w:szCs w:val="19"/>
-              </w:rPr>
               <w:tab/>
             </w:r>
             <w:r>
               <w:rPr>
                 <w:rFonts w:ascii="Avenir Next" w:hAnsi="Avenir Next" w:cs="Avenir Next" w:eastAsia="Avenir Next"/>
                 <w:color w:val="1A1A1A"/>
-                <w:sz w:val="19"/>
+                <w:sz w:val="22"/>
                 <w:szCs w:val="19"/>
               </w:rPr>
               <w:t xml:space="preserve">7</w:t>
@@ -4489,25 +4499,25 @@
                 <w:rFonts w:ascii="Avenir Next" w:hAnsi="Avenir Next" w:cs="Avenir Next" w:eastAsia="Avenir Next"/>
                 <w:b/>
                 <w:color w:val="003A70"/>
+                <w:sz w:val="22"/>
+                <w:szCs w:val="19"/>
+              </w:rPr>
+              <w:t xml:space="preserve">B</w:t>
+            </w:r>
+            <w:r>
+              <w:rPr>
+                <w:rFonts w:ascii="Avenir Next" w:hAnsi="Avenir Next" w:cs="Avenir Next" w:eastAsia="Avenir Next"/>
+                <w:color w:val="1A1A1A"/>
                 <w:sz w:val="19"/>
                 <w:szCs w:val="19"/>
               </w:rPr>
-              <w:t xml:space="preserve">B</w:t>
-            </w:r>
-            <w:r>
-              <w:rPr>
-                <w:rFonts w:ascii="Avenir Next" w:hAnsi="Avenir Next" w:cs="Avenir Next" w:eastAsia="Avenir Next"/>
-                <w:color w:val="1A1A1A"/>
-                <w:sz w:val="19"/>
-                <w:szCs w:val="19"/>
-              </w:rPr>
               <w:tab/>
             </w:r>
             <w:r>
               <w:rPr>
                 <w:rFonts w:ascii="Avenir Next" w:hAnsi="Avenir Next" w:cs="Avenir Next" w:eastAsia="Avenir Next"/>
                 <w:color w:val="1A1A1A"/>
-                <w:sz w:val="19"/>
+                <w:sz w:val="22"/>
                 <w:szCs w:val="19"/>
               </w:rPr>
               <w:t xml:space="preserve">12</w:t>
@@ -4532,25 +4542,25 @@
                 <w:rFonts w:ascii="Avenir Next" w:hAnsi="Avenir Next" w:cs="Avenir Next" w:eastAsia="Avenir Next"/>
                 <w:b/>
                 <w:color w:val="003A70"/>
+                <w:sz w:val="22"/>
+                <w:szCs w:val="19"/>
+              </w:rPr>
+              <w:t xml:space="preserve">C</w:t>
+            </w:r>
+            <w:r>
+              <w:rPr>
+                <w:rFonts w:ascii="Avenir Next" w:hAnsi="Avenir Next" w:cs="Avenir Next" w:eastAsia="Avenir Next"/>
+                <w:color w:val="1A1A1A"/>
                 <w:sz w:val="19"/>
                 <w:szCs w:val="19"/>
               </w:rPr>
-              <w:t xml:space="preserve">C</w:t>
-            </w:r>
-            <w:r>
-              <w:rPr>
-                <w:rFonts w:ascii="Avenir Next" w:hAnsi="Avenir Next" w:cs="Avenir Next" w:eastAsia="Avenir Next"/>
-                <w:color w:val="1A1A1A"/>
-                <w:sz w:val="19"/>
-                <w:szCs w:val="19"/>
-              </w:rPr>
               <w:tab/>
             </w:r>
             <w:r>
               <w:rPr>
                 <w:rFonts w:ascii="Avenir Next" w:hAnsi="Avenir Next" w:cs="Avenir Next" w:eastAsia="Avenir Next"/>
                 <w:color w:val="1A1A1A"/>
-                <w:sz w:val="19"/>
+                <w:sz w:val="22"/>
                 <w:szCs w:val="19"/>
               </w:rPr>
               <w:t xml:space="preserve">64</w:t>
@@ -4575,25 +4585,25 @@
                 <w:rFonts w:ascii="Avenir Next" w:hAnsi="Avenir Next" w:cs="Avenir Next" w:eastAsia="Avenir Next"/>
                 <w:b/>
                 <w:color w:val="003A70"/>
+                <w:sz w:val="22"/>
+                <w:szCs w:val="19"/>
+              </w:rPr>
+              <w:t xml:space="preserve">D</w:t>
+            </w:r>
+            <w:r>
+              <w:rPr>
+                <w:rFonts w:ascii="Avenir Next" w:hAnsi="Avenir Next" w:cs="Avenir Next" w:eastAsia="Avenir Next"/>
+                <w:color w:val="1A1A1A"/>
                 <w:sz w:val="19"/>
                 <w:szCs w:val="19"/>
               </w:rPr>
-              <w:t xml:space="preserve">D</w:t>
-            </w:r>
-            <w:r>
-              <w:rPr>
-                <w:rFonts w:ascii="Avenir Next" w:hAnsi="Avenir Next" w:cs="Avenir Next" w:eastAsia="Avenir Next"/>
-                <w:color w:val="1A1A1A"/>
-                <w:sz w:val="19"/>
-                <w:szCs w:val="19"/>
-              </w:rPr>
               <w:tab/>
             </w:r>
             <w:r>
               <w:rPr>
                 <w:rFonts w:ascii="Avenir Next" w:hAnsi="Avenir Next" w:cs="Avenir Next" w:eastAsia="Avenir Next"/>
                 <w:color w:val="1A1A1A"/>
-                <w:sz w:val="19"/>
+                <w:sz w:val="22"/>
                 <w:szCs w:val="19"/>
               </w:rPr>
               <w:t xml:space="preserve">81</w:t>
@@ -4621,25 +4631,25 @@
           <w:rFonts w:ascii="Avenir Next" w:hAnsi="Avenir Next" w:cs="Avenir Next" w:eastAsia="Avenir Next"/>
           <w:b/>
           <w:color w:val="1A1A1A"/>
+          <w:sz w:val="22"/>
+          <w:szCs w:val="20"/>
+        </w:rPr>
+        <w:t xml:space="preserve">7.</w:t>
+      </w:r>
+      <w:r>
+        <w:rPr>
+          <w:rFonts w:ascii="Avenir Next" w:hAnsi="Avenir Next" w:cs="Avenir Next" w:eastAsia="Avenir Next"/>
+          <w:color w:val="1A1A1A"/>
           <w:sz w:val="20"/>
           <w:szCs w:val="20"/>
         </w:rPr>
-        <w:t xml:space="preserve">7.</w:t>
-      </w:r>
-      <w:r>
-        <w:rPr>
-          <w:rFonts w:ascii="Avenir Next" w:hAnsi="Avenir Next" w:cs="Avenir Next" w:eastAsia="Avenir Next"/>
-          <w:color w:val="1A1A1A"/>
-          <w:sz w:val="20"/>
-          <w:szCs w:val="20"/>
-        </w:rPr>
         <w:tab/>
       </w:r>
       <w:r>
         <w:rPr>
           <w:rFonts w:ascii="Avenir Next" w:hAnsi="Avenir Next" w:cs="Avenir Next" w:eastAsia="Avenir Next"/>
           <w:color w:val="1A1A1A"/>
-          <w:sz w:val="20"/>
+          <w:sz w:val="22"/>
           <w:szCs w:val="20"/>
         </w:rPr>
         <w:t xml:space="preserve">Which expression has a value of 1,000?</w:t>
@@ -4695,25 +4705,25 @@
                 <w:rFonts w:ascii="Avenir Next" w:hAnsi="Avenir Next" w:cs="Avenir Next" w:eastAsia="Avenir Next"/>
                 <w:b/>
                 <w:color w:val="003A70"/>
+                <w:sz w:val="22"/>
+                <w:szCs w:val="19"/>
+              </w:rPr>
+              <w:t xml:space="preserve">A</w:t>
+            </w:r>
+            <w:r>
+              <w:rPr>
+                <w:rFonts w:ascii="Avenir Next" w:hAnsi="Avenir Next" w:cs="Avenir Next" w:eastAsia="Avenir Next"/>
+                <w:color w:val="1A1A1A"/>
                 <w:sz w:val="19"/>
                 <w:szCs w:val="19"/>
               </w:rPr>
-              <w:t xml:space="preserve">A</w:t>
-            </w:r>
-            <w:r>
-              <w:rPr>
-                <w:rFonts w:ascii="Avenir Next" w:hAnsi="Avenir Next" w:cs="Avenir Next" w:eastAsia="Avenir Next"/>
-                <w:color w:val="1A1A1A"/>
-                <w:sz w:val="19"/>
-                <w:szCs w:val="19"/>
-              </w:rPr>
               <w:tab/>
             </w:r>
             <w:r>
               <w:rPr>
                 <w:rFonts w:ascii="Avenir Next" w:hAnsi="Avenir Next" w:cs="Avenir Next" w:eastAsia="Avenir Next"/>
                 <w:color w:val="1A1A1A"/>
-                <w:sz w:val="19"/>
+                <w:sz w:val="22"/>
                 <w:szCs w:val="19"/>
               </w:rPr>
               <w:t xml:space="preserve">10</w:t>
@@ -4722,7 +4732,7 @@
               <w:rPr>
                 <w:rFonts w:ascii="Avenir Next" w:hAnsi="Avenir Next" w:cs="Avenir Next" w:eastAsia="Avenir Next"/>
                 <w:color w:val="1A1A1A"/>
-                <w:sz w:val="19"/>
+                <w:sz w:val="22"/>
                 <w:szCs w:val="19"/>
                 <w:vertAlign w:val="superscript"/>
               </w:rPr>
@@ -4748,25 +4758,25 @@
                 <w:rFonts w:ascii="Avenir Next" w:hAnsi="Avenir Next" w:cs="Avenir Next" w:eastAsia="Avenir Next"/>
                 <w:b/>
                 <w:color w:val="003A70"/>
+                <w:sz w:val="22"/>
+                <w:szCs w:val="19"/>
+              </w:rPr>
+              <w:t xml:space="preserve">B</w:t>
+            </w:r>
+            <w:r>
+              <w:rPr>
+                <w:rFonts w:ascii="Avenir Next" w:hAnsi="Avenir Next" w:cs="Avenir Next" w:eastAsia="Avenir Next"/>
+                <w:color w:val="1A1A1A"/>
                 <w:sz w:val="19"/>
                 <w:szCs w:val="19"/>
               </w:rPr>
-              <w:t xml:space="preserve">B</w:t>
-            </w:r>
-            <w:r>
-              <w:rPr>
-                <w:rFonts w:ascii="Avenir Next" w:hAnsi="Avenir Next" w:cs="Avenir Next" w:eastAsia="Avenir Next"/>
-                <w:color w:val="1A1A1A"/>
-                <w:sz w:val="19"/>
-                <w:szCs w:val="19"/>
-              </w:rPr>
               <w:tab/>
             </w:r>
             <w:r>
               <w:rPr>
                 <w:rFonts w:ascii="Avenir Next" w:hAnsi="Avenir Next" w:cs="Avenir Next" w:eastAsia="Avenir Next"/>
                 <w:color w:val="1A1A1A"/>
-                <w:sz w:val="19"/>
+                <w:sz w:val="22"/>
                 <w:szCs w:val="19"/>
               </w:rPr>
               <w:t xml:space="preserve">3</w:t>
@@ -4775,7 +4785,7 @@
               <w:rPr>
                 <w:rFonts w:ascii="Avenir Next" w:hAnsi="Avenir Next" w:cs="Avenir Next" w:eastAsia="Avenir Next"/>
                 <w:color w:val="1A1A1A"/>
-                <w:sz w:val="19"/>
+                <w:sz w:val="22"/>
                 <w:szCs w:val="19"/>
                 <w:vertAlign w:val="superscript"/>
               </w:rPr>
@@ -4801,25 +4811,25 @@
                 <w:rFonts w:ascii="Avenir Next" w:hAnsi="Avenir Next" w:cs="Avenir Next" w:eastAsia="Avenir Next"/>
                 <w:b/>
                 <w:color w:val="003A70"/>
+                <w:sz w:val="22"/>
+                <w:szCs w:val="19"/>
+              </w:rPr>
+              <w:t xml:space="preserve">C</w:t>
+            </w:r>
+            <w:r>
+              <w:rPr>
+                <w:rFonts w:ascii="Avenir Next" w:hAnsi="Avenir Next" w:cs="Avenir Next" w:eastAsia="Avenir Next"/>
+                <w:color w:val="1A1A1A"/>
                 <w:sz w:val="19"/>
                 <w:szCs w:val="19"/>
               </w:rPr>
-              <w:t xml:space="preserve">C</w:t>
-            </w:r>
-            <w:r>
-              <w:rPr>
-                <w:rFonts w:ascii="Avenir Next" w:hAnsi="Avenir Next" w:cs="Avenir Next" w:eastAsia="Avenir Next"/>
-                <w:color w:val="1A1A1A"/>
-                <w:sz w:val="19"/>
-                <w:szCs w:val="19"/>
-              </w:rPr>
               <w:tab/>
             </w:r>
             <w:r>
               <w:rPr>
                 <w:rFonts w:ascii="Avenir Next" w:hAnsi="Avenir Next" w:cs="Avenir Next" w:eastAsia="Avenir Next"/>
                 <w:color w:val="1A1A1A"/>
-                <w:sz w:val="19"/>
+                <w:sz w:val="22"/>
                 <w:szCs w:val="19"/>
               </w:rPr>
               <w:t xml:space="preserve">10 × 3</w:t>
@@ -4844,25 +4854,25 @@
                 <w:rFonts w:ascii="Avenir Next" w:hAnsi="Avenir Next" w:cs="Avenir Next" w:eastAsia="Avenir Next"/>
                 <w:b/>
                 <w:color w:val="003A70"/>
+                <w:sz w:val="22"/>
+                <w:szCs w:val="19"/>
+              </w:rPr>
+              <w:t xml:space="preserve">D</w:t>
+            </w:r>
+            <w:r>
+              <w:rPr>
+                <w:rFonts w:ascii="Avenir Next" w:hAnsi="Avenir Next" w:cs="Avenir Next" w:eastAsia="Avenir Next"/>
+                <w:color w:val="1A1A1A"/>
                 <w:sz w:val="19"/>
                 <w:szCs w:val="19"/>
               </w:rPr>
-              <w:t xml:space="preserve">D</w:t>
-            </w:r>
-            <w:r>
-              <w:rPr>
-                <w:rFonts w:ascii="Avenir Next" w:hAnsi="Avenir Next" w:cs="Avenir Next" w:eastAsia="Avenir Next"/>
-                <w:color w:val="1A1A1A"/>
-                <w:sz w:val="19"/>
-                <w:szCs w:val="19"/>
-              </w:rPr>
               <w:tab/>
             </w:r>
             <w:r>
               <w:rPr>
                 <w:rFonts w:ascii="Avenir Next" w:hAnsi="Avenir Next" w:cs="Avenir Next" w:eastAsia="Avenir Next"/>
                 <w:color w:val="1A1A1A"/>
-                <w:sz w:val="19"/>
+                <w:sz w:val="22"/>
                 <w:szCs w:val="19"/>
               </w:rPr>
               <w:t xml:space="preserve">100</w:t>
@@ -4871,7 +4881,7 @@
               <w:rPr>
                 <w:rFonts w:ascii="Avenir Next" w:hAnsi="Avenir Next" w:cs="Avenir Next" w:eastAsia="Avenir Next"/>
                 <w:color w:val="1A1A1A"/>
-                <w:sz w:val="19"/>
+                <w:sz w:val="22"/>
                 <w:szCs w:val="19"/>
                 <w:vertAlign w:val="superscript"/>
               </w:rPr>
@@ -4930,6 +4940,7 @@
           </w:tcPr>
           <w:p>
             <w:pPr>
+              <w:pStyle w:val="Heading2"/>
               <w:spacing w:before="0" w:after="0" w:line="240" w:lineRule="auto"/>
             </w:pPr>
             <w:r>
@@ -4967,7 +4978,7 @@
               <w:rPr>
                 <w:rFonts w:ascii="Avenir Next" w:hAnsi="Avenir Next" w:cs="Avenir Next" w:eastAsia="Avenir Next"/>
                 <w:color w:val="1A1A1A"/>
-                <w:sz w:val="17"/>
+                <w:sz w:val="22"/>
                 <w:szCs w:val="17"/>
               </w:rPr>
               <w:t xml:space="preserve">  I can do this on my own</w:t>
@@ -4996,7 +5007,7 @@
               <w:rPr>
                 <w:rFonts w:ascii="Avenir Next" w:hAnsi="Avenir Next" w:cs="Avenir Next" w:eastAsia="Avenir Next"/>
                 <w:color w:val="1A1A1A"/>
-                <w:sz w:val="17"/>
+                <w:sz w:val="22"/>
                 <w:szCs w:val="17"/>
               </w:rPr>
               <w:t xml:space="preserve">  I need a little help</w:t>
@@ -5025,7 +5036,7 @@
               <w:rPr>
                 <w:rFonts w:ascii="Avenir Next" w:hAnsi="Avenir Next" w:cs="Avenir Next" w:eastAsia="Avenir Next"/>
                 <w:color w:val="1A1A1A"/>
-                <w:sz w:val="17"/>
+                <w:sz w:val="22"/>
                 <w:szCs w:val="17"/>
               </w:rPr>
               <w:t xml:space="preserve">  I have a question about #</w:t>
@@ -5063,7 +5074,7 @@
         <w:rPr>
           <w:rFonts w:ascii="Avenir Next" w:hAnsi="Avenir Next" w:cs="Avenir Next" w:eastAsia="Avenir Next"/>
           <w:color w:val="5A5F66"/>
-          <w:sz w:val="17"/>
+          <w:sz w:val="22"/>
           <w:szCs w:val="17"/>
         </w:rPr>
         <w:t xml:space="preserve">Ask someone at home to guess which is greater, 2</w:t>
@@ -5072,7 +5083,7 @@
         <w:rPr>
           <w:rFonts w:ascii="Avenir Next" w:hAnsi="Avenir Next" w:cs="Avenir Next" w:eastAsia="Avenir Next"/>
           <w:color w:val="5A5F66"/>
-          <w:sz w:val="17"/>
+          <w:sz w:val="22"/>
           <w:szCs w:val="17"/>
           <w:vertAlign w:val="superscript"/>
         </w:rPr>
@@ -5082,7 +5093,7 @@
         <w:rPr>
           <w:rFonts w:ascii="Avenir Next" w:hAnsi="Avenir Next" w:cs="Avenir Next" w:eastAsia="Avenir Next"/>
           <w:color w:val="5A5F66"/>
-          <w:sz w:val="17"/>
+          <w:sz w:val="22"/>
           <w:szCs w:val="17"/>
         </w:rPr>
         <w:t xml:space="preserve"> or 5</w:t>
@@ -5091,7 +5102,7 @@
         <w:rPr>
           <w:rFonts w:ascii="Avenir Next" w:hAnsi="Avenir Next" w:cs="Avenir Next" w:eastAsia="Avenir Next"/>
           <w:color w:val="5A5F66"/>
-          <w:sz w:val="17"/>
+          <w:sz w:val="22"/>
           <w:szCs w:val="17"/>
           <w:vertAlign w:val="superscript"/>
         </w:rPr>
@@ -5101,7 +5112,7 @@
         <w:rPr>
           <w:rFonts w:ascii="Avenir Next" w:hAnsi="Avenir Next" w:cs="Avenir Next" w:eastAsia="Avenir Next"/>
           <w:color w:val="5A5F66"/>
-          <w:sz w:val="17"/>
+          <w:sz w:val="22"/>
           <w:szCs w:val="17"/>
         </w:rPr>
         <w:t xml:space="preserve">. Then find both values together.</w:t>
@@ -5195,7 +5206,106 @@
               <w:sz w:val="15"/>
               <w:szCs w:val="15"/>
             </w:rPr>
-            <w:t xml:space="preserve">Lesson 6-3  ·  Homework Packet</w:t>
+            <w:t xml:space="preserve">6-3 · Page </w:t>
+          </w:r>
+          <w:r>
+            <w:rPr>
+              <w:rFonts w:ascii="Avenir Next" w:hAnsi="Avenir Next" w:cs="Avenir Next" w:eastAsia="Avenir Next"/>
+              <w:color w:val="5A5F66"/>
+              <w:sz w:val="15"/>
+              <w:szCs w:val="15"/>
+            </w:rPr>
+            <w:fldChar w:fldCharType="begin"/>
+          </w:r>
+          <w:r>
+            <w:rPr>
+              <w:rFonts w:ascii="Avenir Next" w:hAnsi="Avenir Next" w:cs="Avenir Next" w:eastAsia="Avenir Next"/>
+              <w:color w:val="5A5F66"/>
+              <w:sz w:val="15"/>
+              <w:szCs w:val="15"/>
+            </w:rPr>
+            <w:instrText xml:space="preserve"> PAGE </w:instrText>
+          </w:r>
+          <w:r>
+            <w:rPr>
+              <w:rFonts w:ascii="Avenir Next" w:hAnsi="Avenir Next" w:cs="Avenir Next" w:eastAsia="Avenir Next"/>
+              <w:color w:val="5A5F66"/>
+              <w:sz w:val="15"/>
+              <w:szCs w:val="15"/>
+            </w:rPr>
+            <w:fldChar w:fldCharType="separate"/>
+          </w:r>
+          <w:r>
+            <w:rPr>
+              <w:rFonts w:ascii="Avenir Next" w:hAnsi="Avenir Next" w:cs="Avenir Next" w:eastAsia="Avenir Next"/>
+              <w:color w:val="5A5F66"/>
+              <w:sz w:val="15"/>
+              <w:szCs w:val="15"/>
+            </w:rPr>
+            <w:t xml:space="preserve">1</w:t>
+          </w:r>
+          <w:r>
+            <w:rPr>
+              <w:rFonts w:ascii="Avenir Next" w:hAnsi="Avenir Next" w:cs="Avenir Next" w:eastAsia="Avenir Next"/>
+              <w:color w:val="5A5F66"/>
+              <w:sz w:val="15"/>
+              <w:szCs w:val="15"/>
+            </w:rPr>
+            <w:fldChar w:fldCharType="end"/>
+          </w:r>
+          <w:r>
+            <w:rPr>
+              <w:rFonts w:ascii="Avenir Next" w:hAnsi="Avenir Next" w:cs="Avenir Next" w:eastAsia="Avenir Next"/>
+              <w:color w:val="5A5F66"/>
+              <w:sz w:val="15"/>
+              <w:szCs w:val="15"/>
+            </w:rPr>
+            <w:t xml:space="preserve"> of </w:t>
+          </w:r>
+          <w:r>
+            <w:rPr>
+              <w:rFonts w:ascii="Avenir Next" w:hAnsi="Avenir Next" w:cs="Avenir Next" w:eastAsia="Avenir Next"/>
+              <w:color w:val="5A5F66"/>
+              <w:sz w:val="15"/>
+              <w:szCs w:val="15"/>
+            </w:rPr>
+            <w:fldChar w:fldCharType="begin"/>
+          </w:r>
+          <w:r>
+            <w:rPr>
+              <w:rFonts w:ascii="Avenir Next" w:hAnsi="Avenir Next" w:cs="Avenir Next" w:eastAsia="Avenir Next"/>
+              <w:color w:val="5A5F66"/>
+              <w:sz w:val="15"/>
+              <w:szCs w:val="15"/>
+            </w:rPr>
+            <w:instrText xml:space="preserve"> NUMPAGES </w:instrText>
+          </w:r>
+          <w:r>
+            <w:rPr>
+              <w:rFonts w:ascii="Avenir Next" w:hAnsi="Avenir Next" w:cs="Avenir Next" w:eastAsia="Avenir Next"/>
+              <w:color w:val="5A5F66"/>
+              <w:sz w:val="15"/>
+              <w:szCs w:val="15"/>
+            </w:rPr>
+            <w:fldChar w:fldCharType="separate"/>
+          </w:r>
+          <w:r>
+            <w:rPr>
+              <w:rFonts w:ascii="Avenir Next" w:hAnsi="Avenir Next" w:cs="Avenir Next" w:eastAsia="Avenir Next"/>
+              <w:color w:val="5A5F66"/>
+              <w:sz w:val="15"/>
+              <w:szCs w:val="15"/>
+            </w:rPr>
+            <w:t xml:space="preserve">1</w:t>
+          </w:r>
+          <w:r>
+            <w:rPr>
+              <w:rFonts w:ascii="Avenir Next" w:hAnsi="Avenir Next" w:cs="Avenir Next" w:eastAsia="Avenir Next"/>
+              <w:color w:val="5A5F66"/>
+              <w:sz w:val="15"/>
+              <w:szCs w:val="15"/>
+            </w:rPr>
+            <w:fldChar w:fldCharType="end"/>
           </w:r>
         </w:p>
       </w:tc>
@@ -5238,5 +5348,23 @@
       </w:tblCellMar>
     </w:tblPr>
   </w:style>
+  <w:style w:type="paragraph" w:styleId="Heading1">
+    <w:name w:val="heading 1"/>
+    <w:basedOn w:val="Normal"/>
+    <w:pPr>
+      <w:outlineLvl w:val="0"/>
+      <w:keepNext w:val="0"/>
+      <w:keepLines w:val="0"/>
+    </w:pPr>
+  </w:style>
+  <w:style w:type="paragraph" w:styleId="Heading2">
+    <w:name w:val="heading 2"/>
+    <w:basedOn w:val="Normal"/>
+    <w:pPr>
+      <w:outlineLvl w:val="1"/>
+      <w:keepNext w:val="0"/>
+      <w:keepLines w:val="0"/>
+    </w:pPr>
+  </w:style>
 </w:styles>
 </file>